--- a/briefings/线口监测午报-2026-10-10.docx
+++ b/briefings/线口监测午报-2026-10-10.docx
@@ -22,7 +22,7 @@
           <w:color w:val="888888"/>
           <w:sz w:val="18"/>
         </w:rPr>
-        <w:t>监测窗口:近48小时 | 生成时间:2026-10-10 13:57</w:t>
+        <w:t>监测窗口:近48小时 | 生成时间:2026-10-10 15:11</w:t>
       </w:r>
     </w:p>
     <w:p>
@@ -70,6 +70,210 @@
           <w:color w:val="888888"/>
           <w:sz w:val="24"/>
         </w:rPr>
+        <w:t>网文实体书籍内曝出“AI 回复内容”，出版社回应“将回收销毁已发出书籍，重新修订”</w:t>
+      </w:r>
+    </w:p>
+    <w:p>
+      <w:r>
+        <w:rPr>
+          <w:rFonts w:ascii="Times New Roman" w:hAnsi="Times New Roman" w:eastAsia="宋体"/>
+          <w:color w:val="888888"/>
+          <w:sz w:val="18"/>
+        </w:rPr>
+        <w:t>来源:IT之家 | 时间:10-10 14:37</w:t>
+      </w:r>
+    </w:p>
+    <w:p>
+      <w:r>
+        <w:rPr>
+          <w:rFonts w:ascii="Times New Roman" w:hAnsi="Times New Roman" w:eastAsia="宋体"/>
+          <w:sz w:val="18"/>
+        </w:rPr>
+        <w:t>链接:</w:t>
+      </w:r>
+      <w:hyperlink r:id="rId9">
+        <w:r>
+          <w:rPr>
+            <w:color w:val="0563C1"/>
+            <w:u w:val="single"/>
+          </w:rPr>
+          <w:t>网文实体书籍内曝出“AI 回复内容”，出版社回应“将回收销毁已发出书籍，重新修订”</w:t>
+        </w:r>
+      </w:hyperlink>
+    </w:p>
+    <w:p>
+      <w:pPr>
+        <w:pStyle w:val="Heading3"/>
+      </w:pPr>
+      <w:r>
+        <w:rPr>
+          <w:rFonts w:ascii="Times New Roman" w:hAnsi="Times New Roman" w:eastAsia="黑体"/>
+          <w:b w:val="0"/>
+          <w:color w:val="888888"/>
+          <w:sz w:val="24"/>
+        </w:rPr>
+        <w:t>【C级·参考】</w:t>
+      </w:r>
+      <w:r>
+        <w:rPr>
+          <w:rFonts w:ascii="Times New Roman" w:hAnsi="Times New Roman" w:eastAsia="黑体"/>
+          <w:b w:val="0"/>
+          <w:color w:val="888888"/>
+          <w:sz w:val="24"/>
+        </w:rPr>
+        <w:t>Cloudflare 推出开放权重决策 AI 模型 Clef-omni，新增支持音频 / 视频输入</w:t>
+      </w:r>
+    </w:p>
+    <w:p>
+      <w:r>
+        <w:rPr>
+          <w:rFonts w:ascii="Times New Roman" w:hAnsi="Times New Roman" w:eastAsia="宋体"/>
+          <w:color w:val="888888"/>
+          <w:sz w:val="18"/>
+        </w:rPr>
+        <w:t>来源:IT之家 | 时间:10-10 14:26</w:t>
+      </w:r>
+    </w:p>
+    <w:p>
+      <w:r>
+        <w:rPr>
+          <w:rFonts w:ascii="Times New Roman" w:hAnsi="Times New Roman" w:eastAsia="宋体"/>
+          <w:sz w:val="18"/>
+        </w:rPr>
+        <w:t>链接:</w:t>
+      </w:r>
+      <w:hyperlink r:id="rId10">
+        <w:r>
+          <w:rPr>
+            <w:color w:val="0563C1"/>
+            <w:u w:val="single"/>
+          </w:rPr>
+          <w:t>Cloudflare 推出开放权重决策 AI 模型 Clef-omni，新增支持音频 / 视频输入</w:t>
+        </w:r>
+      </w:hyperlink>
+    </w:p>
+    <w:p>
+      <w:pPr>
+        <w:pStyle w:val="Heading3"/>
+      </w:pPr>
+      <w:r>
+        <w:rPr>
+          <w:rFonts w:ascii="Times New Roman" w:hAnsi="Times New Roman" w:eastAsia="黑体"/>
+          <w:b w:val="0"/>
+          <w:color w:val="888888"/>
+          <w:sz w:val="24"/>
+        </w:rPr>
+        <w:t>【C级·参考】</w:t>
+      </w:r>
+      <w:r>
+        <w:rPr>
+          <w:rFonts w:ascii="Times New Roman" w:hAnsi="Times New Roman" w:eastAsia="黑体"/>
+          <w:b w:val="0"/>
+          <w:color w:val="888888"/>
+          <w:sz w:val="24"/>
+        </w:rPr>
+        <w:t>知名分析师丹 · 艾夫斯力挺特斯拉：布局物理 AI 最直接的投资标的</w:t>
+      </w:r>
+    </w:p>
+    <w:p>
+      <w:r>
+        <w:rPr>
+          <w:rFonts w:ascii="Times New Roman" w:hAnsi="Times New Roman" w:eastAsia="宋体"/>
+          <w:color w:val="888888"/>
+          <w:sz w:val="18"/>
+        </w:rPr>
+        <w:t>来源:IT之家 | 时间:10-10 14:19</w:t>
+      </w:r>
+    </w:p>
+    <w:p>
+      <w:r>
+        <w:rPr>
+          <w:rFonts w:ascii="Times New Roman" w:hAnsi="Times New Roman" w:eastAsia="宋体"/>
+          <w:sz w:val="18"/>
+        </w:rPr>
+        <w:t>链接:</w:t>
+      </w:r>
+      <w:hyperlink r:id="rId11">
+        <w:r>
+          <w:rPr>
+            <w:color w:val="0563C1"/>
+            <w:u w:val="single"/>
+          </w:rPr>
+          <w:t>知名分析师丹 · 艾夫斯力挺特斯拉：布局物理 AI 最直接的投资标的</w:t>
+        </w:r>
+      </w:hyperlink>
+    </w:p>
+    <w:p>
+      <w:pPr>
+        <w:pStyle w:val="Heading3"/>
+      </w:pPr>
+      <w:r>
+        <w:rPr>
+          <w:rFonts w:ascii="Times New Roman" w:hAnsi="Times New Roman" w:eastAsia="黑体"/>
+          <w:b w:val="0"/>
+          <w:color w:val="888888"/>
+          <w:sz w:val="24"/>
+        </w:rPr>
+        <w:t>【C级·参考】</w:t>
+      </w:r>
+      <w:r>
+        <w:rPr>
+          <w:rFonts w:ascii="Times New Roman" w:hAnsi="Times New Roman" w:eastAsia="黑体"/>
+          <w:b w:val="0"/>
+          <w:color w:val="888888"/>
+          <w:sz w:val="24"/>
+        </w:rPr>
+        <w:t>AI 巨头撑起美企三季度盈利增长，标普 500 成分股盈利预计同比大增超三成</w:t>
+      </w:r>
+    </w:p>
+    <w:p>
+      <w:r>
+        <w:rPr>
+          <w:rFonts w:ascii="Times New Roman" w:hAnsi="Times New Roman" w:eastAsia="宋体"/>
+          <w:color w:val="888888"/>
+          <w:sz w:val="18"/>
+        </w:rPr>
+        <w:t>来源:IT之家 | 时间:10-10 14:00</w:t>
+      </w:r>
+    </w:p>
+    <w:p>
+      <w:r>
+        <w:rPr>
+          <w:rFonts w:ascii="Times New Roman" w:hAnsi="Times New Roman" w:eastAsia="宋体"/>
+          <w:sz w:val="18"/>
+        </w:rPr>
+        <w:t>链接:</w:t>
+      </w:r>
+      <w:hyperlink r:id="rId12">
+        <w:r>
+          <w:rPr>
+            <w:color w:val="0563C1"/>
+            <w:u w:val="single"/>
+          </w:rPr>
+          <w:t>AI 巨头撑起美企三季度盈利增长，标普 500 成分股盈利预计同比大增超三成</w:t>
+        </w:r>
+      </w:hyperlink>
+    </w:p>
+    <w:p>
+      <w:pPr>
+        <w:pStyle w:val="Heading3"/>
+      </w:pPr>
+      <w:r>
+        <w:rPr>
+          <w:rFonts w:ascii="Times New Roman" w:hAnsi="Times New Roman" w:eastAsia="黑体"/>
+          <w:b w:val="0"/>
+          <w:color w:val="888888"/>
+          <w:sz w:val="24"/>
+        </w:rPr>
+        <w:t>【C级·参考】</w:t>
+      </w:r>
+      <w:r>
+        <w:rPr>
+          <w:rFonts w:ascii="Times New Roman" w:hAnsi="Times New Roman" w:eastAsia="黑体"/>
+          <w:b w:val="0"/>
+          <w:color w:val="888888"/>
+          <w:sz w:val="24"/>
+        </w:rPr>
         <w:t>Claude 管理智能体新增动态工作流，单次最多并行调度 1000 个 AI Agents</w:t>
       </w:r>
     </w:p>
@@ -91,7 +295,7 @@
         </w:rPr>
         <w:t>链接:</w:t>
       </w:r>
-      <w:hyperlink r:id="rId9">
+      <w:hyperlink r:id="rId13">
         <w:r>
           <w:rPr>
             <w:color w:val="0563C1"/>
@@ -142,7 +346,7 @@
         </w:rPr>
         <w:t>链接:</w:t>
       </w:r>
-      <w:hyperlink r:id="rId10">
+      <w:hyperlink r:id="rId14">
         <w:r>
           <w:rPr>
             <w:color w:val="0563C1"/>
@@ -193,7 +397,7 @@
         </w:rPr>
         <w:t>链接:</w:t>
       </w:r>
-      <w:hyperlink r:id="rId11">
+      <w:hyperlink r:id="rId15">
         <w:r>
           <w:rPr>
             <w:color w:val="0563C1"/>
@@ -244,7 +448,7 @@
         </w:rPr>
         <w:t>链接:</w:t>
       </w:r>
-      <w:hyperlink r:id="rId12">
+      <w:hyperlink r:id="rId16">
         <w:r>
           <w:rPr>
             <w:color w:val="0563C1"/>
@@ -295,7 +499,7 @@
         </w:rPr>
         <w:t>链接:</w:t>
       </w:r>
-      <w:hyperlink r:id="rId13">
+      <w:hyperlink r:id="rId17">
         <w:r>
           <w:rPr>
             <w:color w:val="0563C1"/>
@@ -346,7 +550,7 @@
         </w:rPr>
         <w:t>链接:</w:t>
       </w:r>
-      <w:hyperlink r:id="rId14">
+      <w:hyperlink r:id="rId18">
         <w:r>
           <w:rPr>
             <w:color w:val="0563C1"/>
@@ -397,7 +601,7 @@
         </w:rPr>
         <w:t>链接:</w:t>
       </w:r>
-      <w:hyperlink r:id="rId15">
+      <w:hyperlink r:id="rId19">
         <w:r>
           <w:rPr>
             <w:color w:val="0563C1"/>
@@ -427,7 +631,7 @@
           <w:color w:val="888888"/>
           <w:sz w:val="24"/>
         </w:rPr>
-        <w:t>Anthropic 向白宫通报一起智能体失控事件：AI 试图闯进多个美国政府网站</w:t>
+        <w:t>一副AI眼镜，难倒“眼镜之都”的小店主</w:t>
       </w:r>
     </w:p>
     <w:p>
@@ -437,7 +641,7 @@
           <w:color w:val="888888"/>
           <w:sz w:val="18"/>
         </w:rPr>
-        <w:t>来源:IT之家 | 时间:10-10 09:07</w:t>
+        <w:t>来源:Bing新闻 | 时间:10-10 08:11</w:t>
       </w:r>
     </w:p>
     <w:p>
@@ -448,13 +652,13 @@
         </w:rPr>
         <w:t>链接:</w:t>
       </w:r>
-      <w:hyperlink r:id="rId16">
+      <w:hyperlink r:id="rId20">
         <w:r>
           <w:rPr>
             <w:color w:val="0563C1"/>
             <w:u w:val="single"/>
           </w:rPr>
-          <w:t>Anthropic 向白宫通报一起智能体失控事件：AI 试图闯进多个美国政府网站</w:t>
+          <w:t>一副AI眼镜，难倒“眼镜之都”的小店主</w:t>
         </w:r>
       </w:hyperlink>
     </w:p>
@@ -488,7 +692,7 @@
           <w:color w:val="888888"/>
           <w:sz w:val="18"/>
         </w:rPr>
-        <w:t>来源:Bing新闻 | 时间:10-10 06:57</w:t>
+        <w:t>来源:Bing新闻 | 时间:10-10 08:11</w:t>
       </w:r>
     </w:p>
     <w:p>
@@ -499,7 +703,7 @@
         </w:rPr>
         <w:t>链接:</w:t>
       </w:r>
-      <w:hyperlink r:id="rId17">
+      <w:hyperlink r:id="rId21">
         <w:r>
           <w:rPr>
             <w:color w:val="0563C1"/>
@@ -550,13 +754,64 @@
         </w:rPr>
         <w:t>链接:</w:t>
       </w:r>
-      <w:hyperlink r:id="rId18">
+      <w:hyperlink r:id="rId22">
         <w:r>
           <w:rPr>
             <w:color w:val="0563C1"/>
             <w:u w:val="single"/>
           </w:rPr>
           <w:t>Anthropic AI model submits false tip on unsolved Philly murder</w:t>
+        </w:r>
+      </w:hyperlink>
+    </w:p>
+    <w:p>
+      <w:pPr>
+        <w:pStyle w:val="Heading3"/>
+      </w:pPr>
+      <w:r>
+        <w:rPr>
+          <w:rFonts w:ascii="Times New Roman" w:hAnsi="Times New Roman" w:eastAsia="黑体"/>
+          <w:b w:val="0"/>
+          <w:color w:val="888888"/>
+          <w:sz w:val="24"/>
+        </w:rPr>
+        <w:t>【C级·参考】</w:t>
+      </w:r>
+      <w:r>
+        <w:rPr>
+          <w:rFonts w:ascii="Times New Roman" w:hAnsi="Times New Roman" w:eastAsia="黑体"/>
+          <w:b w:val="0"/>
+          <w:color w:val="888888"/>
+          <w:sz w:val="24"/>
+        </w:rPr>
+        <w:t>What mathematicians should know about the Lean Theorem Prover: reliability &amp; AI</w:t>
+      </w:r>
+    </w:p>
+    <w:p>
+      <w:r>
+        <w:rPr>
+          <w:rFonts w:ascii="Times New Roman" w:hAnsi="Times New Roman" w:eastAsia="宋体"/>
+          <w:color w:val="888888"/>
+          <w:sz w:val="18"/>
+        </w:rPr>
+        <w:t>来源:Hacker News | 时间:10-10 01:42</w:t>
+      </w:r>
+    </w:p>
+    <w:p>
+      <w:r>
+        <w:rPr>
+          <w:rFonts w:ascii="Times New Roman" w:hAnsi="Times New Roman" w:eastAsia="宋体"/>
+          <w:sz w:val="18"/>
+        </w:rPr>
+        <w:t>链接:</w:t>
+      </w:r>
+      <w:hyperlink r:id="rId23">
+        <w:r>
+          <w:rPr>
+            <w:color w:val="0563C1"/>
+            <w:u w:val="single"/>
+          </w:rPr>
+          <w:t>What mathematicians should know about the Lean Theorem Prover: reliability &amp; AI</w:t>
         </w:r>
       </w:hyperlink>
     </w:p>
@@ -601,7 +856,7 @@
         </w:rPr>
         <w:t>链接:</w:t>
       </w:r>
-      <w:hyperlink r:id="rId19">
+      <w:hyperlink r:id="rId24">
         <w:r>
           <w:rPr>
             <w:color w:val="0563C1"/>
@@ -652,7 +907,7 @@
         </w:rPr>
         <w:t>链接:</w:t>
       </w:r>
-      <w:hyperlink r:id="rId20">
+      <w:hyperlink r:id="rId25">
         <w:r>
           <w:rPr>
             <w:color w:val="0563C1"/>
@@ -703,7 +958,7 @@
         </w:rPr>
         <w:t>链接:</w:t>
       </w:r>
-      <w:hyperlink r:id="rId21">
+      <w:hyperlink r:id="rId26">
         <w:r>
           <w:rPr>
             <w:color w:val="0563C1"/>
@@ -712,6 +967,18 @@
           <w:t>超110台AR眼镜投入WTTC全球峰会 中国AI翻译方案迈进世界旅游业舞台</w:t>
         </w:r>
       </w:hyperlink>
+    </w:p>
+    <w:p>
+      <w:pPr>
+        <w:pStyle w:val="Heading2"/>
+      </w:pPr>
+      <w:r>
+        <w:rPr>
+          <w:rFonts w:ascii="Times New Roman" w:hAnsi="Times New Roman" w:eastAsia="黑体"/>
+          <w:sz w:val="28"/>
+        </w:rPr>
+        <w:t>机器人/AI硬件</w:t>
+      </w:r>
     </w:p>
     <w:p>
       <w:pPr>
@@ -733,7 +1000,7 @@
           <w:color w:val="888888"/>
           <w:sz w:val="24"/>
         </w:rPr>
-        <w:t>100多副AI眼镜集体亮相国际峰会，背后是一家中国科技公司</w:t>
+        <w:t>北京：增加人工智能手机和电脑、智能穿戴、智能机器人等新一代智能终端产品有效供给</w:t>
       </w:r>
     </w:p>
     <w:p>
@@ -743,7 +1010,7 @@
           <w:color w:val="888888"/>
           <w:sz w:val="18"/>
         </w:rPr>
-        <w:t>来源:Bing新闻 | 时间:10-09 23:24</w:t>
+        <w:t>来源:IT之家 | 时间:10-10 15:08</w:t>
       </w:r>
     </w:p>
     <w:p>
@@ -754,236 +1021,15 @@
         </w:rPr>
         <w:t>链接:</w:t>
       </w:r>
-      <w:hyperlink r:id="rId22">
+      <w:hyperlink r:id="rId27">
         <w:r>
           <w:rPr>
             <w:color w:val="0563C1"/>
             <w:u w:val="single"/>
           </w:rPr>
-          <w:t>100多副AI眼镜集体亮相国际峰会，背后是一家中国科技公司</w:t>
+          <w:t>北京：增加人工智能手机和电脑、智能穿戴、智能机器人等新一代智能终端产品有效供给</w:t>
         </w:r>
       </w:hyperlink>
-    </w:p>
-    <w:p>
-      <w:pPr>
-        <w:pStyle w:val="Heading3"/>
-      </w:pPr>
-      <w:r>
-        <w:rPr>
-          <w:rFonts w:ascii="Times New Roman" w:hAnsi="Times New Roman" w:eastAsia="黑体"/>
-          <w:b w:val="0"/>
-          <w:color w:val="888888"/>
-          <w:sz w:val="24"/>
-        </w:rPr>
-        <w:t>【C级·参考】</w:t>
-      </w:r>
-      <w:r>
-        <w:rPr>
-          <w:rFonts w:ascii="Times New Roman" w:hAnsi="Times New Roman" w:eastAsia="黑体"/>
-          <w:b w:val="0"/>
-          <w:color w:val="888888"/>
-          <w:sz w:val="24"/>
-        </w:rPr>
-        <w:t>极刻觅镜 | AI眼镜日报｜Meta向新加坡四家机构捐赠1000副AI眼镜</w:t>
-      </w:r>
-    </w:p>
-    <w:p>
-      <w:r>
-        <w:rPr>
-          <w:rFonts w:ascii="Times New Roman" w:hAnsi="Times New Roman" w:eastAsia="宋体"/>
-          <w:color w:val="888888"/>
-          <w:sz w:val="18"/>
-        </w:rPr>
-        <w:t>来源:Bing新闻 | 时间:10-09 22:28</w:t>
-      </w:r>
-    </w:p>
-    <w:p>
-      <w:r>
-        <w:rPr>
-          <w:rFonts w:ascii="Times New Roman" w:hAnsi="Times New Roman" w:eastAsia="宋体"/>
-          <w:sz w:val="18"/>
-        </w:rPr>
-        <w:t>链接:</w:t>
-      </w:r>
-      <w:hyperlink r:id="rId23">
-        <w:r>
-          <w:rPr>
-            <w:color w:val="0563C1"/>
-            <w:u w:val="single"/>
-          </w:rPr>
-          <w:t>极刻觅镜 | AI眼镜日报｜Meta向新加坡四家机构捐赠1000副AI眼镜</w:t>
-        </w:r>
-      </w:hyperlink>
-    </w:p>
-    <w:p>
-      <w:pPr>
-        <w:pStyle w:val="Heading3"/>
-      </w:pPr>
-      <w:r>
-        <w:rPr>
-          <w:rFonts w:ascii="Times New Roman" w:hAnsi="Times New Roman" w:eastAsia="黑体"/>
-          <w:b w:val="0"/>
-          <w:color w:val="888888"/>
-          <w:sz w:val="24"/>
-        </w:rPr>
-        <w:t>【C级·参考】</w:t>
-      </w:r>
-      <w:r>
-        <w:rPr>
-          <w:rFonts w:ascii="Times New Roman" w:hAnsi="Times New Roman" w:eastAsia="黑体"/>
-          <w:b w:val="0"/>
-          <w:color w:val="888888"/>
-          <w:sz w:val="24"/>
-        </w:rPr>
-        <w:t>Pointing AI at archives found a forgotten meteorite, lost rhinos, and more</w:t>
-      </w:r>
-    </w:p>
-    <w:p>
-      <w:r>
-        <w:rPr>
-          <w:rFonts w:ascii="Times New Roman" w:hAnsi="Times New Roman" w:eastAsia="宋体"/>
-          <w:color w:val="888888"/>
-          <w:sz w:val="18"/>
-        </w:rPr>
-        <w:t>来源:Hacker News | 时间:10-09 19:36</w:t>
-      </w:r>
-    </w:p>
-    <w:p>
-      <w:r>
-        <w:rPr>
-          <w:rFonts w:ascii="Times New Roman" w:hAnsi="Times New Roman" w:eastAsia="宋体"/>
-          <w:sz w:val="18"/>
-        </w:rPr>
-        <w:t>链接:</w:t>
-      </w:r>
-      <w:hyperlink r:id="rId24">
-        <w:r>
-          <w:rPr>
-            <w:color w:val="0563C1"/>
-            <w:u w:val="single"/>
-          </w:rPr>
-          <w:t>Pointing AI at archives found a forgotten meteorite, lost rhinos, and more</w:t>
-        </w:r>
-      </w:hyperlink>
-    </w:p>
-    <w:p>
-      <w:pPr>
-        <w:pStyle w:val="Heading3"/>
-      </w:pPr>
-      <w:r>
-        <w:rPr>
-          <w:rFonts w:ascii="Times New Roman" w:hAnsi="Times New Roman" w:eastAsia="黑体"/>
-          <w:b w:val="0"/>
-          <w:color w:val="888888"/>
-          <w:sz w:val="24"/>
-        </w:rPr>
-        <w:t>【C级·参考】</w:t>
-      </w:r>
-      <w:r>
-        <w:rPr>
-          <w:rFonts w:ascii="Times New Roman" w:hAnsi="Times New Roman" w:eastAsia="黑体"/>
-          <w:b w:val="0"/>
-          <w:color w:val="888888"/>
-          <w:sz w:val="24"/>
-        </w:rPr>
-        <w:t>武汉商场一楼，正在被AI眼镜和机器人“占领”</w:t>
-      </w:r>
-    </w:p>
-    <w:p>
-      <w:r>
-        <w:rPr>
-          <w:rFonts w:ascii="Times New Roman" w:hAnsi="Times New Roman" w:eastAsia="宋体"/>
-          <w:color w:val="888888"/>
-          <w:sz w:val="18"/>
-        </w:rPr>
-        <w:t>来源:Bing新闻 | 时间:10-09 12:58</w:t>
-      </w:r>
-    </w:p>
-    <w:p>
-      <w:r>
-        <w:rPr>
-          <w:rFonts w:ascii="Times New Roman" w:hAnsi="Times New Roman" w:eastAsia="宋体"/>
-          <w:sz w:val="18"/>
-        </w:rPr>
-        <w:t>链接:</w:t>
-      </w:r>
-      <w:hyperlink r:id="rId25">
-        <w:r>
-          <w:rPr>
-            <w:color w:val="0563C1"/>
-            <w:u w:val="single"/>
-          </w:rPr>
-          <w:t>武汉商场一楼，正在被AI眼镜和机器人“占领”</w:t>
-        </w:r>
-      </w:hyperlink>
-    </w:p>
-    <w:p>
-      <w:pPr>
-        <w:pStyle w:val="Heading3"/>
-      </w:pPr>
-      <w:r>
-        <w:rPr>
-          <w:rFonts w:ascii="Times New Roman" w:hAnsi="Times New Roman" w:eastAsia="黑体"/>
-          <w:b w:val="0"/>
-          <w:color w:val="888888"/>
-          <w:sz w:val="24"/>
-        </w:rPr>
-        <w:t>【C级·参考】</w:t>
-      </w:r>
-      <w:r>
-        <w:rPr>
-          <w:rFonts w:ascii="Times New Roman" w:hAnsi="Times New Roman" w:eastAsia="黑体"/>
-          <w:b w:val="0"/>
-          <w:color w:val="888888"/>
-          <w:sz w:val="24"/>
-        </w:rPr>
-        <w:t>多家巨头密集押注AI眼镜，电感怎么突破技术瓶颈</w:t>
-      </w:r>
-    </w:p>
-    <w:p>
-      <w:r>
-        <w:rPr>
-          <w:rFonts w:ascii="Times New Roman" w:hAnsi="Times New Roman" w:eastAsia="宋体"/>
-          <w:color w:val="888888"/>
-          <w:sz w:val="18"/>
-        </w:rPr>
-        <w:t>来源:Bing新闻 | 时间:10-09 11:16</w:t>
-      </w:r>
-    </w:p>
-    <w:p>
-      <w:r>
-        <w:rPr>
-          <w:rFonts w:ascii="Times New Roman" w:hAnsi="Times New Roman" w:eastAsia="宋体"/>
-          <w:sz w:val="18"/>
-        </w:rPr>
-        <w:t>链接:</w:t>
-      </w:r>
-      <w:hyperlink r:id="rId26">
-        <w:r>
-          <w:rPr>
-            <w:color w:val="0563C1"/>
-            <w:u w:val="single"/>
-          </w:rPr>
-          <w:t>多家巨头密集押注AI眼镜，电感怎么突破技术瓶颈</w:t>
-        </w:r>
-      </w:hyperlink>
-    </w:p>
-    <w:p>
-      <w:pPr>
-        <w:pStyle w:val="Heading2"/>
-      </w:pPr>
-      <w:r>
-        <w:rPr>
-          <w:rFonts w:ascii="Times New Roman" w:hAnsi="Times New Roman" w:eastAsia="黑体"/>
-          <w:sz w:val="28"/>
-        </w:rPr>
-        <w:t>机器人/AI硬件</w:t>
-      </w:r>
-    </w:p>
-    <w:p>
-      <w:r>
-        <w:t>本线口暂无重要更新</w:t>
-      </w:r>
     </w:p>
     <w:p>
       <w:pPr>
@@ -1055,7 +1101,7 @@
         </w:rPr>
         <w:t>链接:</w:t>
       </w:r>
-      <w:hyperlink r:id="rId27">
+      <w:hyperlink r:id="rId28">
         <w:r>
           <w:rPr>
             <w:color w:val="0563C1"/>
@@ -1076,6 +1122,159 @@
         </w:rPr>
         <w:t>游戏/电竞/平台公司</w:t>
       </w:r>
+    </w:p>
+    <w:p>
+      <w:pPr>
+        <w:pStyle w:val="Heading3"/>
+      </w:pPr>
+      <w:r>
+        <w:rPr>
+          <w:rFonts w:ascii="Times New Roman" w:hAnsi="Times New Roman" w:eastAsia="黑体"/>
+          <w:b w:val="0"/>
+          <w:color w:val="888888"/>
+          <w:sz w:val="24"/>
+        </w:rPr>
+        <w:t>【C级·参考】</w:t>
+      </w:r>
+      <w:r>
+        <w:rPr>
+          <w:rFonts w:ascii="Times New Roman" w:hAnsi="Times New Roman" w:eastAsia="黑体"/>
+          <w:b w:val="0"/>
+          <w:color w:val="888888"/>
+          <w:sz w:val="24"/>
+        </w:rPr>
+        <w:t>微软 Zune HD 播放器成功运行任天堂经典作品《超级马力欧 64》：支持触控操作、游戏存档等特性</w:t>
+      </w:r>
+    </w:p>
+    <w:p>
+      <w:r>
+        <w:rPr>
+          <w:rFonts w:ascii="Times New Roman" w:hAnsi="Times New Roman" w:eastAsia="宋体"/>
+          <w:color w:val="888888"/>
+          <w:sz w:val="18"/>
+        </w:rPr>
+        <w:t>来源:IT之家 | 时间:10-10 14:54</w:t>
+      </w:r>
+    </w:p>
+    <w:p>
+      <w:r>
+        <w:rPr>
+          <w:rFonts w:ascii="Times New Roman" w:hAnsi="Times New Roman" w:eastAsia="宋体"/>
+          <w:sz w:val="18"/>
+        </w:rPr>
+        <w:t>链接:</w:t>
+      </w:r>
+      <w:hyperlink r:id="rId29">
+        <w:r>
+          <w:rPr>
+            <w:color w:val="0563C1"/>
+            <w:u w:val="single"/>
+          </w:rPr>
+          <w:t>微软 Zune HD 播放器成功运行任天堂经典作品《超级马力欧 64》：支持触控操作、游戏存档等特性</w:t>
+        </w:r>
+      </w:hyperlink>
+    </w:p>
+    <w:p>
+      <w:pPr>
+        <w:pStyle w:val="Heading3"/>
+      </w:pPr>
+      <w:r>
+        <w:rPr>
+          <w:rFonts w:ascii="Times New Roman" w:hAnsi="Times New Roman" w:eastAsia="黑体"/>
+          <w:b w:val="0"/>
+          <w:color w:val="888888"/>
+          <w:sz w:val="24"/>
+        </w:rPr>
+        <w:t>【C级·参考】</w:t>
+      </w:r>
+      <w:r>
+        <w:rPr>
+          <w:rFonts w:ascii="Times New Roman" w:hAnsi="Times New Roman" w:eastAsia="黑体"/>
+          <w:b w:val="0"/>
+          <w:color w:val="888888"/>
+          <w:sz w:val="24"/>
+        </w:rPr>
+        <w:t>狼蛛昆仑 L5 电竞鼠标 10 月 12 日开启预约：PAW3955 EVO 传感器、59g 重量、SSHS 2.0 电磁微动技术</w:t>
+      </w:r>
+    </w:p>
+    <w:p>
+      <w:r>
+        <w:rPr>
+          <w:rFonts w:ascii="Times New Roman" w:hAnsi="Times New Roman" w:eastAsia="宋体"/>
+          <w:color w:val="888888"/>
+          <w:sz w:val="18"/>
+        </w:rPr>
+        <w:t>来源:IT之家 | 时间:10-10 14:42</w:t>
+      </w:r>
+    </w:p>
+    <w:p>
+      <w:r>
+        <w:rPr>
+          <w:rFonts w:ascii="Times New Roman" w:hAnsi="Times New Roman" w:eastAsia="宋体"/>
+          <w:sz w:val="18"/>
+        </w:rPr>
+        <w:t>链接:</w:t>
+      </w:r>
+      <w:hyperlink r:id="rId30">
+        <w:r>
+          <w:rPr>
+            <w:color w:val="0563C1"/>
+            <w:u w:val="single"/>
+          </w:rPr>
+          <w:t>狼蛛昆仑 L5 电竞鼠标 10 月 12 日开启预约：PAW3955 EVO 传感器、59g 重量、SSHS 2.0 电磁微动技术</w:t>
+        </w:r>
+      </w:hyperlink>
+    </w:p>
+    <w:p>
+      <w:pPr>
+        <w:pStyle w:val="Heading3"/>
+      </w:pPr>
+      <w:r>
+        <w:rPr>
+          <w:rFonts w:ascii="Times New Roman" w:hAnsi="Times New Roman" w:eastAsia="黑体"/>
+          <w:b w:val="0"/>
+          <w:color w:val="888888"/>
+          <w:sz w:val="24"/>
+        </w:rPr>
+        <w:t>【C级·参考】</w:t>
+      </w:r>
+      <w:r>
+        <w:rPr>
+          <w:rFonts w:ascii="Times New Roman" w:hAnsi="Times New Roman" w:eastAsia="黑体"/>
+          <w:b w:val="0"/>
+          <w:color w:val="888888"/>
+          <w:sz w:val="24"/>
+        </w:rPr>
+        <w:t>Steam 喜加一：原价 33 元休闲游戏《Fireside Feelings》免费领</w:t>
+      </w:r>
+    </w:p>
+    <w:p>
+      <w:r>
+        <w:rPr>
+          <w:rFonts w:ascii="Times New Roman" w:hAnsi="Times New Roman" w:eastAsia="宋体"/>
+          <w:color w:val="888888"/>
+          <w:sz w:val="18"/>
+        </w:rPr>
+        <w:t>来源:IT之家 | 时间:10-10 14:32</w:t>
+      </w:r>
+    </w:p>
+    <w:p>
+      <w:r>
+        <w:rPr>
+          <w:rFonts w:ascii="Times New Roman" w:hAnsi="Times New Roman" w:eastAsia="宋体"/>
+          <w:sz w:val="18"/>
+        </w:rPr>
+        <w:t>链接:</w:t>
+      </w:r>
+      <w:hyperlink r:id="rId31">
+        <w:r>
+          <w:rPr>
+            <w:color w:val="0563C1"/>
+            <w:u w:val="single"/>
+          </w:rPr>
+          <w:t>Steam 喜加一：原价 33 元休闲游戏《Fireside Feelings》免费领</w:t>
+        </w:r>
+      </w:hyperlink>
     </w:p>
     <w:p>
       <w:pPr>
@@ -1118,7 +1317,7 @@
         </w:rPr>
         <w:t>链接:</w:t>
       </w:r>
-      <w:hyperlink r:id="rId28">
+      <w:hyperlink r:id="rId32">
         <w:r>
           <w:rPr>
             <w:color w:val="0563C1"/>
@@ -1169,7 +1368,7 @@
         </w:rPr>
         <w:t>链接:</w:t>
       </w:r>
-      <w:hyperlink r:id="rId29">
+      <w:hyperlink r:id="rId33">
         <w:r>
           <w:rPr>
             <w:color w:val="0563C1"/>
@@ -1220,7 +1419,7 @@
         </w:rPr>
         <w:t>链接:</w:t>
       </w:r>
-      <w:hyperlink r:id="rId30">
+      <w:hyperlink r:id="rId34">
         <w:r>
           <w:rPr>
             <w:color w:val="0563C1"/>
@@ -1271,7 +1470,7 @@
         </w:rPr>
         <w:t>链接:</w:t>
       </w:r>
-      <w:hyperlink r:id="rId31">
+      <w:hyperlink r:id="rId35">
         <w:r>
           <w:rPr>
             <w:color w:val="0563C1"/>
@@ -1322,7 +1521,7 @@
         </w:rPr>
         <w:t>链接:</w:t>
       </w:r>
-      <w:hyperlink r:id="rId32">
+      <w:hyperlink r:id="rId36">
         <w:r>
           <w:rPr>
             <w:color w:val="0563C1"/>
@@ -1373,115 +1572,13 @@
         </w:rPr>
         <w:t>链接:</w:t>
       </w:r>
-      <w:hyperlink r:id="rId33">
+      <w:hyperlink r:id="rId37">
         <w:r>
           <w:rPr>
             <w:color w:val="0563C1"/>
             <w:u w:val="single"/>
           </w:rPr>
           <w:t>iQOO Pad Pro 8.8 英寸小平板开启预约：搭载第五代骁龙 8 至尊版、自研电竞芯片 Q3</w:t>
-        </w:r>
-      </w:hyperlink>
-    </w:p>
-    <w:p>
-      <w:pPr>
-        <w:pStyle w:val="Heading3"/>
-      </w:pPr>
-      <w:r>
-        <w:rPr>
-          <w:rFonts w:ascii="Times New Roman" w:hAnsi="Times New Roman" w:eastAsia="黑体"/>
-          <w:b w:val="0"/>
-          <w:color w:val="888888"/>
-          <w:sz w:val="24"/>
-        </w:rPr>
-        <w:t>【C级·参考】</w:t>
-      </w:r>
-      <w:r>
-        <w:rPr>
-          <w:rFonts w:ascii="Times New Roman" w:hAnsi="Times New Roman" w:eastAsia="黑体"/>
-          <w:b w:val="0"/>
-          <w:color w:val="888888"/>
-          <w:sz w:val="24"/>
-        </w:rPr>
-        <w:t>腾讯 QQ PC 端上线隐私功能“迷你窗”：窗口更小、能调透明度，鼠标移走直接隐身</w:t>
-      </w:r>
-    </w:p>
-    <w:p>
-      <w:r>
-        <w:rPr>
-          <w:rFonts w:ascii="Times New Roman" w:hAnsi="Times New Roman" w:eastAsia="宋体"/>
-          <w:color w:val="888888"/>
-          <w:sz w:val="18"/>
-        </w:rPr>
-        <w:t>来源:IT之家 | 时间:10-10 10:15</w:t>
-      </w:r>
-    </w:p>
-    <w:p>
-      <w:r>
-        <w:rPr>
-          <w:rFonts w:ascii="Times New Roman" w:hAnsi="Times New Roman" w:eastAsia="宋体"/>
-          <w:sz w:val="18"/>
-        </w:rPr>
-        <w:t>链接:</w:t>
-      </w:r>
-      <w:hyperlink r:id="rId34">
-        <w:r>
-          <w:rPr>
-            <w:color w:val="0563C1"/>
-            <w:u w:val="single"/>
-          </w:rPr>
-          <w:t>腾讯 QQ PC 端上线隐私功能“迷你窗”：窗口更小、能调透明度，鼠标移走直接隐身</w:t>
-        </w:r>
-      </w:hyperlink>
-    </w:p>
-    <w:p>
-      <w:pPr>
-        <w:pStyle w:val="Heading3"/>
-      </w:pPr>
-      <w:r>
-        <w:rPr>
-          <w:rFonts w:ascii="Times New Roman" w:hAnsi="Times New Roman" w:eastAsia="黑体"/>
-          <w:b w:val="0"/>
-          <w:color w:val="888888"/>
-          <w:sz w:val="24"/>
-        </w:rPr>
-        <w:t>【C级·参考】</w:t>
-      </w:r>
-      <w:r>
-        <w:rPr>
-          <w:rFonts w:ascii="Times New Roman" w:hAnsi="Times New Roman" w:eastAsia="黑体"/>
-          <w:b w:val="0"/>
-          <w:color w:val="888888"/>
-          <w:sz w:val="24"/>
-        </w:rPr>
-        <w:t>韩国游戏公司CEO离谱丑闻：4个夜场美女”挂职领工资 ”，被诉贪污4亿韩元</w:t>
-      </w:r>
-    </w:p>
-    <w:p>
-      <w:r>
-        <w:rPr>
-          <w:rFonts w:ascii="Times New Roman" w:hAnsi="Times New Roman" w:eastAsia="宋体"/>
-          <w:color w:val="888888"/>
-          <w:sz w:val="18"/>
-        </w:rPr>
-        <w:t>来源:GameLook | 时间:10-09 10:15</w:t>
-      </w:r>
-    </w:p>
-    <w:p>
-      <w:r>
-        <w:rPr>
-          <w:rFonts w:ascii="Times New Roman" w:hAnsi="Times New Roman" w:eastAsia="宋体"/>
-          <w:sz w:val="18"/>
-        </w:rPr>
-        <w:t>链接:</w:t>
-      </w:r>
-      <w:hyperlink r:id="rId35">
-        <w:r>
-          <w:rPr>
-            <w:color w:val="0563C1"/>
-            <w:u w:val="single"/>
-          </w:rPr>
-          <w:t>韩国游戏公司CEO离谱丑闻：4个夜场美女”挂职领工资 ”，被诉贪污4亿韩元</w:t>
         </w:r>
       </w:hyperlink>
     </w:p>
@@ -1517,7 +1614,7 @@
           <w:color w:val="888888"/>
           <w:sz w:val="24"/>
         </w:rPr>
-        <w:t>25kPa 大吸力 + 95℃ 高温自清洁：石头 A30 Pro 2.0 洗地机 1367 元国补新低</w:t>
+        <w:t>外媒调查显示消费者普遍认为苹果 iPhone Duo 偏贵，摄像头表现仍有改进空间</w:t>
       </w:r>
     </w:p>
     <w:p>
@@ -1527,109 +1624,7 @@
           <w:color w:val="888888"/>
           <w:sz w:val="18"/>
         </w:rPr>
-        <w:t>来源:IT之家 | 时间:10-10 09:58</w:t>
-      </w:r>
-    </w:p>
-    <w:p>
-      <w:r>
-        <w:rPr>
-          <w:rFonts w:ascii="Times New Roman" w:hAnsi="Times New Roman" w:eastAsia="宋体"/>
-          <w:sz w:val="18"/>
-        </w:rPr>
-        <w:t>链接:</w:t>
-      </w:r>
-      <w:hyperlink r:id="rId36">
-        <w:r>
-          <w:rPr>
-            <w:color w:val="0563C1"/>
-            <w:u w:val="single"/>
-          </w:rPr>
-          <w:t>25kPa 大吸力 + 95℃ 高温自清洁：石头 A30 Pro 2.0 洗地机 1367 元国补新低</w:t>
-        </w:r>
-      </w:hyperlink>
-    </w:p>
-    <w:p>
-      <w:pPr>
-        <w:pStyle w:val="Heading3"/>
-      </w:pPr>
-      <w:r>
-        <w:rPr>
-          <w:rFonts w:ascii="Times New Roman" w:hAnsi="Times New Roman" w:eastAsia="黑体"/>
-          <w:b w:val="0"/>
-          <w:color w:val="888888"/>
-          <w:sz w:val="24"/>
-        </w:rPr>
-        <w:t>【C级·参考】</w:t>
-      </w:r>
-      <w:r>
-        <w:rPr>
-          <w:rFonts w:ascii="Times New Roman" w:hAnsi="Times New Roman" w:eastAsia="黑体"/>
-          <w:b w:val="0"/>
-          <w:color w:val="888888"/>
-          <w:sz w:val="24"/>
-        </w:rPr>
-        <w:t>国补后 1499 → 869 元：小米米家净水器 2 官方新低，1200G 大通量 + 7 年 RO 滤芯</w:t>
-      </w:r>
-    </w:p>
-    <w:p>
-      <w:r>
-        <w:rPr>
-          <w:rFonts w:ascii="Times New Roman" w:hAnsi="Times New Roman" w:eastAsia="宋体"/>
-          <w:color w:val="888888"/>
-          <w:sz w:val="18"/>
-        </w:rPr>
-        <w:t>来源:IT之家 | 时间:10-10 09:28</w:t>
-      </w:r>
-    </w:p>
-    <w:p>
-      <w:r>
-        <w:rPr>
-          <w:rFonts w:ascii="Times New Roman" w:hAnsi="Times New Roman" w:eastAsia="宋体"/>
-          <w:sz w:val="18"/>
-        </w:rPr>
-        <w:t>链接:</w:t>
-      </w:r>
-      <w:hyperlink r:id="rId37">
-        <w:r>
-          <w:rPr>
-            <w:color w:val="0563C1"/>
-            <w:u w:val="single"/>
-          </w:rPr>
-          <w:t>国补后 1499 → 869 元：小米米家净水器 2 官方新低，1200G 大通量 + 7 年 RO 滤芯</w:t>
-        </w:r>
-      </w:hyperlink>
-    </w:p>
-    <w:p>
-      <w:pPr>
-        <w:pStyle w:val="Heading3"/>
-      </w:pPr>
-      <w:r>
-        <w:rPr>
-          <w:rFonts w:ascii="Times New Roman" w:hAnsi="Times New Roman" w:eastAsia="黑体"/>
-          <w:b w:val="0"/>
-          <w:color w:val="888888"/>
-          <w:sz w:val="24"/>
-        </w:rPr>
-        <w:t>【C级·参考】</w:t>
-      </w:r>
-      <w:r>
-        <w:rPr>
-          <w:rFonts w:ascii="Times New Roman" w:hAnsi="Times New Roman" w:eastAsia="黑体"/>
-          <w:b w:val="0"/>
-          <w:color w:val="888888"/>
-          <w:sz w:val="24"/>
-        </w:rPr>
-        <w:t>国补后 1499 → 1164 元：小米米家净水器 2 Pro 双出水 1200G 官方新低</w:t>
-      </w:r>
-    </w:p>
-    <w:p>
-      <w:r>
-        <w:rPr>
-          <w:rFonts w:ascii="Times New Roman" w:hAnsi="Times New Roman" w:eastAsia="宋体"/>
-          <w:color w:val="888888"/>
-          <w:sz w:val="18"/>
-        </w:rPr>
-        <w:t>来源:IT之家 | 时间:10-10 09:20</w:t>
+        <w:t>来源:IT之家 | 时间:10-10 15:01</w:t>
       </w:r>
     </w:p>
     <w:p>
@@ -1646,7 +1641,7 @@
             <w:color w:val="0563C1"/>
             <w:u w:val="single"/>
           </w:rPr>
-          <w:t>国补后 1499 → 1164 元：小米米家净水器 2 Pro 双出水 1200G 官方新低</w:t>
+          <w:t>外媒调查显示消费者普遍认为苹果 iPhone Duo 偏贵，摄像头表现仍有改进空间</w:t>
         </w:r>
       </w:hyperlink>
     </w:p>
@@ -1676,7 +1671,7 @@
           <w:rFonts w:ascii="Times New Roman" w:hAnsi="Times New Roman" w:eastAsia="宋体"/>
           <w:sz w:val="18"/>
         </w:rPr>
-        <w:t>IT之家(60)、GameLook(15)、HackerNews(5)、Bing新闻(8)</w:t>
+        <w:t>IT之家(60)、GameLook(14)、HackerNews(6)、Bing新闻(8)</w:t>
       </w:r>
     </w:p>
     <w:p>

--- a/briefings/线口监测午报-2026-10-10.docx
+++ b/briefings/线口监测午报-2026-10-10.docx
@@ -22,7 +22,7 @@
           <w:color w:val="888888"/>
           <w:sz w:val="18"/>
         </w:rPr>
-        <w:t>监测窗口:近48小时 | 生成时间:2026-10-10 15:11</w:t>
+        <w:t>监测窗口:近48小时 | 生成时间:2026-10-10 21:34</w:t>
       </w:r>
     </w:p>
     <w:p>
@@ -70,7 +70,7 @@
           <w:color w:val="888888"/>
           <w:sz w:val="24"/>
         </w:rPr>
-        <w:t>网文实体书籍内曝出“AI 回复内容”，出版社回应“将回收销毁已发出书籍，重新修订”</w:t>
+        <w:t>吉利首款 AI 全地形硬核 SUV：银河战舰 700 全球上市，限时焕新价 16.98 万元起</w:t>
       </w:r>
     </w:p>
     <w:p>
@@ -80,7 +80,7 @@
           <w:color w:val="888888"/>
           <w:sz w:val="18"/>
         </w:rPr>
-        <w:t>来源:IT之家 | 时间:10-10 14:37</w:t>
+        <w:t>来源:IT之家 | 时间:10-10 21:04</w:t>
       </w:r>
     </w:p>
     <w:p>
@@ -97,7 +97,7 @@
             <w:color w:val="0563C1"/>
             <w:u w:val="single"/>
           </w:rPr>
-          <w:t>网文实体书籍内曝出“AI 回复内容”，出版社回应“将回收销毁已发出书籍，重新修订”</w:t>
+          <w:t>吉利首款 AI 全地形硬核 SUV：银河战舰 700 全球上市，限时焕新价 16.98 万元起</w:t>
         </w:r>
       </w:hyperlink>
     </w:p>
@@ -121,7 +121,7 @@
           <w:color w:val="888888"/>
           <w:sz w:val="24"/>
         </w:rPr>
-        <w:t>Cloudflare 推出开放权重决策 AI 模型 Clef-omni，新增支持音频 / 视频输入</w:t>
+        <w:t>因违反生成式 AI 使用规定：清华大学徐宁博士被撤销尼康 2026 显微视频竞赛冠军资格</w:t>
       </w:r>
     </w:p>
     <w:p>
@@ -131,7 +131,7 @@
           <w:color w:val="888888"/>
           <w:sz w:val="18"/>
         </w:rPr>
-        <w:t>来源:IT之家 | 时间:10-10 14:26</w:t>
+        <w:t>来源:IT之家 | 时间:10-10 20:33</w:t>
       </w:r>
     </w:p>
     <w:p>
@@ -148,7 +148,7 @@
             <w:color w:val="0563C1"/>
             <w:u w:val="single"/>
           </w:rPr>
-          <w:t>Cloudflare 推出开放权重决策 AI 模型 Clef-omni，新增支持音频 / 视频输入</w:t>
+          <w:t>因违反生成式 AI 使用规定：清华大学徐宁博士被撤销尼康 2026 显微视频竞赛冠军资格</w:t>
         </w:r>
       </w:hyperlink>
     </w:p>
@@ -172,7 +172,7 @@
           <w:color w:val="888888"/>
           <w:sz w:val="24"/>
         </w:rPr>
-        <w:t>知名分析师丹 · 艾夫斯力挺特斯拉：布局物理 AI 最直接的投资标的</w:t>
+        <w:t>我国食品安全法修订草案公开征求意见，涉及 AI 监管、校园食品安全等</w:t>
       </w:r>
     </w:p>
     <w:p>
@@ -182,7 +182,7 @@
           <w:color w:val="888888"/>
           <w:sz w:val="18"/>
         </w:rPr>
-        <w:t>来源:IT之家 | 时间:10-10 14:19</w:t>
+        <w:t>来源:IT之家 | 时间:10-10 20:03</w:t>
       </w:r>
     </w:p>
     <w:p>
@@ -199,7 +199,7 @@
             <w:color w:val="0563C1"/>
             <w:u w:val="single"/>
           </w:rPr>
-          <w:t>知名分析师丹 · 艾夫斯力挺特斯拉：布局物理 AI 最直接的投资标的</w:t>
+          <w:t>我国食品安全法修订草案公开征求意见，涉及 AI 监管、校园食品安全等</w:t>
         </w:r>
       </w:hyperlink>
     </w:p>
@@ -223,7 +223,7 @@
           <w:color w:val="888888"/>
           <w:sz w:val="24"/>
         </w:rPr>
-        <w:t>AI 巨头撑起美企三季度盈利增长，标普 500 成分股盈利预计同比大增超三成</w:t>
+        <w:t>代码显示谷歌正为 Gmail 应用内置 Google Chat 聊天功能开发 HDR Emoji 表情功能</w:t>
       </w:r>
     </w:p>
     <w:p>
@@ -233,7 +233,7 @@
           <w:color w:val="888888"/>
           <w:sz w:val="18"/>
         </w:rPr>
-        <w:t>来源:IT之家 | 时间:10-10 14:00</w:t>
+        <w:t>来源:IT之家 | 时间:10-10 19:46</w:t>
       </w:r>
     </w:p>
     <w:p>
@@ -250,7 +250,7 @@
             <w:color w:val="0563C1"/>
             <w:u w:val="single"/>
           </w:rPr>
-          <w:t>AI 巨头撑起美企三季度盈利增长，标普 500 成分股盈利预计同比大增超三成</w:t>
+          <w:t>代码显示谷歌正为 Gmail 应用内置 Google Chat 聊天功能开发 HDR Emoji 表情功能</w:t>
         </w:r>
       </w:hyperlink>
     </w:p>
@@ -274,7 +274,7 @@
           <w:color w:val="888888"/>
           <w:sz w:val="24"/>
         </w:rPr>
-        <w:t>Claude 管理智能体新增动态工作流，单次最多并行调度 1000 个 AI Agents</w:t>
+        <w:t>腾讯云开源内部自用 TeamAI 工具，支持跨 Agent 共享 Skill</w:t>
       </w:r>
     </w:p>
     <w:p>
@@ -284,7 +284,7 @@
           <w:color w:val="888888"/>
           <w:sz w:val="18"/>
         </w:rPr>
-        <w:t>来源:IT之家 | 时间:10-10 13:38</w:t>
+        <w:t>来源:IT之家 | 时间:10-10 16:52</w:t>
       </w:r>
     </w:p>
     <w:p>
@@ -301,7 +301,7 @@
             <w:color w:val="0563C1"/>
             <w:u w:val="single"/>
           </w:rPr>
-          <w:t>Claude 管理智能体新增动态工作流，单次最多并行调度 1000 个 AI Agents</w:t>
+          <w:t>腾讯云开源内部自用 TeamAI 工具，支持跨 Agent 共享 Skill</w:t>
         </w:r>
       </w:hyperlink>
     </w:p>
@@ -325,7 +325,7 @@
           <w:color w:val="888888"/>
           <w:sz w:val="24"/>
         </w:rPr>
-        <w:t>首张全天紫外线地图问世：Claude Science AI 协助绘制约 1/3 区域</w:t>
+        <w:t>消息称 Meta 已搁置向 Anthropic 出租 AI 算力的计划</w:t>
       </w:r>
     </w:p>
     <w:p>
@@ -335,7 +335,7 @@
           <w:color w:val="888888"/>
           <w:sz w:val="18"/>
         </w:rPr>
-        <w:t>来源:IT之家 | 时间:10-10 13:26</w:t>
+        <w:t>来源:IT之家 | 时间:10-10 16:51</w:t>
       </w:r>
     </w:p>
     <w:p>
@@ -352,7 +352,7 @@
             <w:color w:val="0563C1"/>
             <w:u w:val="single"/>
           </w:rPr>
-          <w:t>首张全天紫外线地图问世：Claude Science AI 协助绘制约 1/3 区域</w:t>
+          <w:t>消息称 Meta 已搁置向 Anthropic 出租 AI 算力的计划</w:t>
         </w:r>
       </w:hyperlink>
     </w:p>
@@ -376,7 +376,7 @@
           <w:color w:val="888888"/>
           <w:sz w:val="24"/>
         </w:rPr>
-        <w:t>16 岁少年用 Claude 规划登山路线被困悬崖，事后表示不责怪 AI</w:t>
+        <w:t>教育部：教师 AI 素养全覆盖培训启动</w:t>
       </w:r>
     </w:p>
     <w:p>
@@ -386,7 +386,7 @@
           <w:color w:val="888888"/>
           <w:sz w:val="18"/>
         </w:rPr>
-        <w:t>来源:IT之家 | 时间:10-10 13:10</w:t>
+        <w:t>来源:IT之家 | 时间:10-10 15:49</w:t>
       </w:r>
     </w:p>
     <w:p>
@@ -403,7 +403,58 @@
             <w:color w:val="0563C1"/>
             <w:u w:val="single"/>
           </w:rPr>
-          <w:t>16 岁少年用 Claude 规划登山路线被困悬崖，事后表示不责怪 AI</w:t>
+          <w:t>教育部：教师 AI 素养全覆盖培训启动</w:t>
+        </w:r>
+      </w:hyperlink>
+    </w:p>
+    <w:p>
+      <w:pPr>
+        <w:pStyle w:val="Heading3"/>
+      </w:pPr>
+      <w:r>
+        <w:rPr>
+          <w:rFonts w:ascii="Times New Roman" w:hAnsi="Times New Roman" w:eastAsia="黑体"/>
+          <w:b w:val="0"/>
+          <w:color w:val="888888"/>
+          <w:sz w:val="24"/>
+        </w:rPr>
+        <w:t>【C级·参考|本地】</w:t>
+      </w:r>
+      <w:r>
+        <w:rPr>
+          <w:rFonts w:ascii="Times New Roman" w:hAnsi="Times New Roman" w:eastAsia="黑体"/>
+          <w:b w:val="0"/>
+          <w:color w:val="888888"/>
+          <w:sz w:val="24"/>
+        </w:rPr>
+        <w:t>给 AI 植入广告涉“虚假宣传”，深圳一家 GEO 服务商被市场监管局处以 5 万元罚款</w:t>
+      </w:r>
+    </w:p>
+    <w:p>
+      <w:r>
+        <w:rPr>
+          <w:rFonts w:ascii="Times New Roman" w:hAnsi="Times New Roman" w:eastAsia="宋体"/>
+          <w:color w:val="888888"/>
+          <w:sz w:val="18"/>
+        </w:rPr>
+        <w:t>来源:IT之家 | 时间:10-10 15:35</w:t>
+      </w:r>
+    </w:p>
+    <w:p>
+      <w:r>
+        <w:rPr>
+          <w:rFonts w:ascii="Times New Roman" w:hAnsi="Times New Roman" w:eastAsia="宋体"/>
+          <w:sz w:val="18"/>
+        </w:rPr>
+        <w:t>链接:</w:t>
+      </w:r>
+      <w:hyperlink r:id="rId16">
+        <w:r>
+          <w:rPr>
+            <w:color w:val="0563C1"/>
+            <w:u w:val="single"/>
+          </w:rPr>
+          <w:t>给 AI 植入广告涉“虚假宣传”，深圳一家 GEO 服务商被市场监管局处以 5 万元罚款</w:t>
         </w:r>
       </w:hyperlink>
     </w:p>
@@ -427,7 +478,7 @@
           <w:color w:val="888888"/>
           <w:sz w:val="24"/>
         </w:rPr>
-        <w:t>OpenAI 公布大批数学研究成果引发学界巨震，学者担忧破坏学术合作传统</w:t>
+        <w:t>Meta 与多家伙伴合作推出 PAP 协议：规范个人智能体与企业服务交互方式</w:t>
       </w:r>
     </w:p>
     <w:p>
@@ -437,7 +488,7 @@
           <w:color w:val="888888"/>
           <w:sz w:val="18"/>
         </w:rPr>
-        <w:t>来源:IT之家 | 时间:10-10 11:04</w:t>
+        <w:t>来源:IT之家 | 时间:10-10 15:30</w:t>
       </w:r>
     </w:p>
     <w:p>
@@ -448,13 +499,13 @@
         </w:rPr>
         <w:t>链接:</w:t>
       </w:r>
-      <w:hyperlink r:id="rId16">
+      <w:hyperlink r:id="rId17">
         <w:r>
           <w:rPr>
             <w:color w:val="0563C1"/>
             <w:u w:val="single"/>
           </w:rPr>
-          <w:t>OpenAI 公布大批数学研究成果引发学界巨震，学者担忧破坏学术合作传统</w:t>
+          <w:t>Meta 与多家伙伴合作推出 PAP 协议：规范个人智能体与企业服务交互方式</w:t>
         </w:r>
       </w:hyperlink>
     </w:p>
@@ -478,7 +529,7 @@
           <w:color w:val="888888"/>
           <w:sz w:val="24"/>
         </w:rPr>
-        <w:t>微软推出 Edge 155 稳定版：增强 AI 标签页整理，支持解码 JPEG XL 图像</w:t>
+        <w:t>一副AI眼镜，难倒“眼镜之都”的小店主</w:t>
       </w:r>
     </w:p>
     <w:p>
@@ -488,7 +539,7 @@
           <w:color w:val="888888"/>
           <w:sz w:val="18"/>
         </w:rPr>
-        <w:t>来源:IT之家 | 时间:10-10 10:48</w:t>
+        <w:t>来源:Bing新闻 | 时间:10-10 14:33</w:t>
       </w:r>
     </w:p>
     <w:p>
@@ -499,13 +550,115 @@
         </w:rPr>
         <w:t>链接:</w:t>
       </w:r>
-      <w:hyperlink r:id="rId17">
+      <w:hyperlink r:id="rId18">
         <w:r>
           <w:rPr>
             <w:color w:val="0563C1"/>
             <w:u w:val="single"/>
           </w:rPr>
-          <w:t>微软推出 Edge 155 稳定版：增强 AI 标签页整理，支持解码 JPEG XL 图像</w:t>
+          <w:t>一副AI眼镜，难倒“眼镜之都”的小店主</w:t>
+        </w:r>
+      </w:hyperlink>
+    </w:p>
+    <w:p>
+      <w:pPr>
+        <w:pStyle w:val="Heading3"/>
+      </w:pPr>
+      <w:r>
+        <w:rPr>
+          <w:rFonts w:ascii="Times New Roman" w:hAnsi="Times New Roman" w:eastAsia="黑体"/>
+          <w:b w:val="0"/>
+          <w:color w:val="888888"/>
+          <w:sz w:val="24"/>
+        </w:rPr>
+        <w:t>【C级·参考】</w:t>
+      </w:r>
+      <w:r>
+        <w:rPr>
+          <w:rFonts w:ascii="Times New Roman" w:hAnsi="Times New Roman" w:eastAsia="黑体"/>
+          <w:b w:val="0"/>
+          <w:color w:val="888888"/>
+          <w:sz w:val="24"/>
+        </w:rPr>
+        <w:t>100多副AI眼镜集体亮相国际峰会，背后是一家中国科技公司</w:t>
+      </w:r>
+    </w:p>
+    <w:p>
+      <w:r>
+        <w:rPr>
+          <w:rFonts w:ascii="Times New Roman" w:hAnsi="Times New Roman" w:eastAsia="宋体"/>
+          <w:color w:val="888888"/>
+          <w:sz w:val="18"/>
+        </w:rPr>
+        <w:t>来源:Bing新闻 | 时间:10-10 13:21</w:t>
+      </w:r>
+    </w:p>
+    <w:p>
+      <w:r>
+        <w:rPr>
+          <w:rFonts w:ascii="Times New Roman" w:hAnsi="Times New Roman" w:eastAsia="宋体"/>
+          <w:sz w:val="18"/>
+        </w:rPr>
+        <w:t>链接:</w:t>
+      </w:r>
+      <w:hyperlink r:id="rId19">
+        <w:r>
+          <w:rPr>
+            <w:color w:val="0563C1"/>
+            <w:u w:val="single"/>
+          </w:rPr>
+          <w:t>100多副AI眼镜集体亮相国际峰会，背后是一家中国科技公司</w:t>
+        </w:r>
+      </w:hyperlink>
+    </w:p>
+    <w:p>
+      <w:pPr>
+        <w:pStyle w:val="Heading3"/>
+      </w:pPr>
+      <w:r>
+        <w:rPr>
+          <w:rFonts w:ascii="Times New Roman" w:hAnsi="Times New Roman" w:eastAsia="黑体"/>
+          <w:b w:val="0"/>
+          <w:color w:val="888888"/>
+          <w:sz w:val="24"/>
+        </w:rPr>
+        <w:t>【C级·参考】</w:t>
+      </w:r>
+      <w:r>
+        <w:rPr>
+          <w:rFonts w:ascii="Times New Roman" w:hAnsi="Times New Roman" w:eastAsia="黑体"/>
+          <w:b w:val="0"/>
+          <w:color w:val="888888"/>
+          <w:sz w:val="24"/>
+        </w:rPr>
+        <w:t>极刻觅镜 | AI眼镜日报｜Meta向新加坡四家机构捐赠1000副AI眼镜</w:t>
+      </w:r>
+    </w:p>
+    <w:p>
+      <w:r>
+        <w:rPr>
+          <w:rFonts w:ascii="Times New Roman" w:hAnsi="Times New Roman" w:eastAsia="宋体"/>
+          <w:color w:val="888888"/>
+          <w:sz w:val="18"/>
+        </w:rPr>
+        <w:t>来源:Bing新闻 | 时间:10-10 12:28</w:t>
+      </w:r>
+    </w:p>
+    <w:p>
+      <w:r>
+        <w:rPr>
+          <w:rFonts w:ascii="Times New Roman" w:hAnsi="Times New Roman" w:eastAsia="宋体"/>
+          <w:sz w:val="18"/>
+        </w:rPr>
+        <w:t>链接:</w:t>
+      </w:r>
+      <w:hyperlink r:id="rId20">
+        <w:r>
+          <w:rPr>
+            <w:color w:val="0563C1"/>
+            <w:u w:val="single"/>
+          </w:rPr>
+          <w:t>极刻觅镜 | AI眼镜日报｜Meta向新加坡四家机构捐赠1000副AI眼镜</w:t>
         </w:r>
       </w:hyperlink>
     </w:p>
@@ -550,217 +703,13 @@
         </w:rPr>
         <w:t>链接:</w:t>
       </w:r>
-      <w:hyperlink r:id="rId18">
+      <w:hyperlink r:id="rId21">
         <w:r>
           <w:rPr>
             <w:color w:val="0563C1"/>
             <w:u w:val="single"/>
           </w:rPr>
           <w:t>开发者自曝：“骗子用AI抄我游戏，威胁不给200美元就发Steam”！同行集体笑了</w:t>
-        </w:r>
-      </w:hyperlink>
-    </w:p>
-    <w:p>
-      <w:pPr>
-        <w:pStyle w:val="Heading3"/>
-      </w:pPr>
-      <w:r>
-        <w:rPr>
-          <w:rFonts w:ascii="Times New Roman" w:hAnsi="Times New Roman" w:eastAsia="黑体"/>
-          <w:b w:val="0"/>
-          <w:color w:val="888888"/>
-          <w:sz w:val="24"/>
-        </w:rPr>
-        <w:t>【C级·参考】</w:t>
-      </w:r>
-      <w:r>
-        <w:rPr>
-          <w:rFonts w:ascii="Times New Roman" w:hAnsi="Times New Roman" w:eastAsia="黑体"/>
-          <w:b w:val="0"/>
-          <w:color w:val="888888"/>
-          <w:sz w:val="24"/>
-        </w:rPr>
-        <w:t>Underdog AI 发布 Saluki 27B 模型：2-bit 量化 Qwen3.8-27B，7.89GB 大小</w:t>
-      </w:r>
-    </w:p>
-    <w:p>
-      <w:r>
-        <w:rPr>
-          <w:rFonts w:ascii="Times New Roman" w:hAnsi="Times New Roman" w:eastAsia="宋体"/>
-          <w:color w:val="888888"/>
-          <w:sz w:val="18"/>
-        </w:rPr>
-        <w:t>来源:IT之家 | 时间:10-10 10:25</w:t>
-      </w:r>
-    </w:p>
-    <w:p>
-      <w:r>
-        <w:rPr>
-          <w:rFonts w:ascii="Times New Roman" w:hAnsi="Times New Roman" w:eastAsia="宋体"/>
-          <w:sz w:val="18"/>
-        </w:rPr>
-        <w:t>链接:</w:t>
-      </w:r>
-      <w:hyperlink r:id="rId19">
-        <w:r>
-          <w:rPr>
-            <w:color w:val="0563C1"/>
-            <w:u w:val="single"/>
-          </w:rPr>
-          <w:t>Underdog AI 发布 Saluki 27B 模型：2-bit 量化 Qwen3.8-27B，7.89GB 大小</w:t>
-        </w:r>
-      </w:hyperlink>
-    </w:p>
-    <w:p>
-      <w:pPr>
-        <w:pStyle w:val="Heading3"/>
-      </w:pPr>
-      <w:r>
-        <w:rPr>
-          <w:rFonts w:ascii="Times New Roman" w:hAnsi="Times New Roman" w:eastAsia="黑体"/>
-          <w:b w:val="0"/>
-          <w:color w:val="888888"/>
-          <w:sz w:val="24"/>
-        </w:rPr>
-        <w:t>【C级·参考】</w:t>
-      </w:r>
-      <w:r>
-        <w:rPr>
-          <w:rFonts w:ascii="Times New Roman" w:hAnsi="Times New Roman" w:eastAsia="黑体"/>
-          <w:b w:val="0"/>
-          <w:color w:val="888888"/>
-          <w:sz w:val="24"/>
-        </w:rPr>
-        <w:t>一副AI眼镜，难倒“眼镜之都”的小店主</w:t>
-      </w:r>
-    </w:p>
-    <w:p>
-      <w:r>
-        <w:rPr>
-          <w:rFonts w:ascii="Times New Roman" w:hAnsi="Times New Roman" w:eastAsia="宋体"/>
-          <w:color w:val="888888"/>
-          <w:sz w:val="18"/>
-        </w:rPr>
-        <w:t>来源:Bing新闻 | 时间:10-10 08:11</w:t>
-      </w:r>
-    </w:p>
-    <w:p>
-      <w:r>
-        <w:rPr>
-          <w:rFonts w:ascii="Times New Roman" w:hAnsi="Times New Roman" w:eastAsia="宋体"/>
-          <w:sz w:val="18"/>
-        </w:rPr>
-        <w:t>链接:</w:t>
-      </w:r>
-      <w:hyperlink r:id="rId20">
-        <w:r>
-          <w:rPr>
-            <w:color w:val="0563C1"/>
-            <w:u w:val="single"/>
-          </w:rPr>
-          <w:t>一副AI眼镜，难倒“眼镜之都”的小店主</w:t>
-        </w:r>
-      </w:hyperlink>
-    </w:p>
-    <w:p>
-      <w:pPr>
-        <w:pStyle w:val="Heading3"/>
-      </w:pPr>
-      <w:r>
-        <w:rPr>
-          <w:rFonts w:ascii="Times New Roman" w:hAnsi="Times New Roman" w:eastAsia="黑体"/>
-          <w:b w:val="0"/>
-          <w:color w:val="888888"/>
-          <w:sz w:val="24"/>
-        </w:rPr>
-        <w:t>【C级·参考】</w:t>
-      </w:r>
-      <w:r>
-        <w:rPr>
-          <w:rFonts w:ascii="Times New Roman" w:hAnsi="Times New Roman" w:eastAsia="黑体"/>
-          <w:b w:val="0"/>
-          <w:color w:val="888888"/>
-          <w:sz w:val="24"/>
-        </w:rPr>
-        <w:t>AI眼镜、折叠手机…… 智能电子消费热</w:t>
-      </w:r>
-    </w:p>
-    <w:p>
-      <w:r>
-        <w:rPr>
-          <w:rFonts w:ascii="Times New Roman" w:hAnsi="Times New Roman" w:eastAsia="宋体"/>
-          <w:color w:val="888888"/>
-          <w:sz w:val="18"/>
-        </w:rPr>
-        <w:t>来源:Bing新闻 | 时间:10-10 08:11</w:t>
-      </w:r>
-    </w:p>
-    <w:p>
-      <w:r>
-        <w:rPr>
-          <w:rFonts w:ascii="Times New Roman" w:hAnsi="Times New Roman" w:eastAsia="宋体"/>
-          <w:sz w:val="18"/>
-        </w:rPr>
-        <w:t>链接:</w:t>
-      </w:r>
-      <w:hyperlink r:id="rId21">
-        <w:r>
-          <w:rPr>
-            <w:color w:val="0563C1"/>
-            <w:u w:val="single"/>
-          </w:rPr>
-          <w:t>AI眼镜、折叠手机…… 智能电子消费热</w:t>
-        </w:r>
-      </w:hyperlink>
-    </w:p>
-    <w:p>
-      <w:pPr>
-        <w:pStyle w:val="Heading3"/>
-      </w:pPr>
-      <w:r>
-        <w:rPr>
-          <w:rFonts w:ascii="Times New Roman" w:hAnsi="Times New Roman" w:eastAsia="黑体"/>
-          <w:b w:val="0"/>
-          <w:color w:val="888888"/>
-          <w:sz w:val="24"/>
-        </w:rPr>
-        <w:t>【C级·参考】</w:t>
-      </w:r>
-      <w:r>
-        <w:rPr>
-          <w:rFonts w:ascii="Times New Roman" w:hAnsi="Times New Roman" w:eastAsia="黑体"/>
-          <w:b w:val="0"/>
-          <w:color w:val="888888"/>
-          <w:sz w:val="24"/>
-        </w:rPr>
-        <w:t>Anthropic AI model submits false tip on unsolved Philly murder</w:t>
-      </w:r>
-    </w:p>
-    <w:p>
-      <w:r>
-        <w:rPr>
-          <w:rFonts w:ascii="Times New Roman" w:hAnsi="Times New Roman" w:eastAsia="宋体"/>
-          <w:color w:val="888888"/>
-          <w:sz w:val="18"/>
-        </w:rPr>
-        <w:t>来源:Hacker News | 时间:10-10 06:00</w:t>
-      </w:r>
-    </w:p>
-    <w:p>
-      <w:r>
-        <w:rPr>
-          <w:rFonts w:ascii="Times New Roman" w:hAnsi="Times New Roman" w:eastAsia="宋体"/>
-          <w:sz w:val="18"/>
-        </w:rPr>
-        <w:t>链接:</w:t>
-      </w:r>
-      <w:hyperlink r:id="rId22">
-        <w:r>
-          <w:rPr>
-            <w:color w:val="0563C1"/>
-            <w:u w:val="single"/>
-          </w:rPr>
-          <w:t>Anthropic AI model submits false tip on unsolved Philly murder</w:t>
         </w:r>
       </w:hyperlink>
     </w:p>
@@ -805,7 +754,7 @@
         </w:rPr>
         <w:t>链接:</w:t>
       </w:r>
-      <w:hyperlink r:id="rId23">
+      <w:hyperlink r:id="rId22">
         <w:r>
           <w:rPr>
             <w:color w:val="0563C1"/>
@@ -856,7 +805,7 @@
         </w:rPr>
         <w:t>链接:</w:t>
       </w:r>
-      <w:hyperlink r:id="rId24">
+      <w:hyperlink r:id="rId23">
         <w:r>
           <w:rPr>
             <w:color w:val="0563C1"/>
@@ -907,7 +856,7 @@
         </w:rPr>
         <w:t>链接:</w:t>
       </w:r>
-      <w:hyperlink r:id="rId25">
+      <w:hyperlink r:id="rId24">
         <w:r>
           <w:rPr>
             <w:color w:val="0563C1"/>
@@ -958,13 +907,166 @@
         </w:rPr>
         <w:t>链接:</w:t>
       </w:r>
+      <w:hyperlink r:id="rId25">
+        <w:r>
+          <w:rPr>
+            <w:color w:val="0563C1"/>
+            <w:u w:val="single"/>
+          </w:rPr>
+          <w:t>超110台AR眼镜投入WTTC全球峰会 中国AI翻译方案迈进世界旅游业舞台</w:t>
+        </w:r>
+      </w:hyperlink>
+    </w:p>
+    <w:p>
+      <w:pPr>
+        <w:pStyle w:val="Heading3"/>
+      </w:pPr>
+      <w:r>
+        <w:rPr>
+          <w:rFonts w:ascii="Times New Roman" w:hAnsi="Times New Roman" w:eastAsia="黑体"/>
+          <w:b w:val="0"/>
+          <w:color w:val="888888"/>
+          <w:sz w:val="24"/>
+        </w:rPr>
+        <w:t>【C级·参考】</w:t>
+      </w:r>
+      <w:r>
+        <w:rPr>
+          <w:rFonts w:ascii="Times New Roman" w:hAnsi="Times New Roman" w:eastAsia="黑体"/>
+          <w:b w:val="0"/>
+          <w:color w:val="888888"/>
+          <w:sz w:val="24"/>
+        </w:rPr>
+        <w:t>听力科技初创公司Legato推出AI听力眼镜产品</w:t>
+      </w:r>
+    </w:p>
+    <w:p>
+      <w:r>
+        <w:rPr>
+          <w:rFonts w:ascii="Times New Roman" w:hAnsi="Times New Roman" w:eastAsia="宋体"/>
+          <w:color w:val="888888"/>
+          <w:sz w:val="18"/>
+        </w:rPr>
+        <w:t>来源:Bing新闻 | 时间:10-10 00:05</w:t>
+      </w:r>
+    </w:p>
+    <w:p>
+      <w:r>
+        <w:rPr>
+          <w:rFonts w:ascii="Times New Roman" w:hAnsi="Times New Roman" w:eastAsia="宋体"/>
+          <w:sz w:val="18"/>
+        </w:rPr>
+        <w:t>链接:</w:t>
+      </w:r>
       <w:hyperlink r:id="rId26">
         <w:r>
           <w:rPr>
             <w:color w:val="0563C1"/>
             <w:u w:val="single"/>
           </w:rPr>
-          <w:t>超110台AR眼镜投入WTTC全球峰会 中国AI翻译方案迈进世界旅游业舞台</w:t>
+          <w:t>听力科技初创公司Legato推出AI听力眼镜产品</w:t>
+        </w:r>
+      </w:hyperlink>
+    </w:p>
+    <w:p>
+      <w:pPr>
+        <w:pStyle w:val="Heading3"/>
+      </w:pPr>
+      <w:r>
+        <w:rPr>
+          <w:rFonts w:ascii="Times New Roman" w:hAnsi="Times New Roman" w:eastAsia="黑体"/>
+          <w:b w:val="0"/>
+          <w:color w:val="888888"/>
+          <w:sz w:val="24"/>
+        </w:rPr>
+        <w:t>【C级·参考】</w:t>
+      </w:r>
+      <w:r>
+        <w:rPr>
+          <w:rFonts w:ascii="Times New Roman" w:hAnsi="Times New Roman" w:eastAsia="黑体"/>
+          <w:b w:val="0"/>
+          <w:color w:val="888888"/>
+          <w:sz w:val="24"/>
+        </w:rPr>
+        <w:t>Pointing AI at archives found a forgotten meteorite, lost rhinos, and more</w:t>
+      </w:r>
+    </w:p>
+    <w:p>
+      <w:r>
+        <w:rPr>
+          <w:rFonts w:ascii="Times New Roman" w:hAnsi="Times New Roman" w:eastAsia="宋体"/>
+          <w:color w:val="888888"/>
+          <w:sz w:val="18"/>
+        </w:rPr>
+        <w:t>来源:Hacker News | 时间:10-09 19:36</w:t>
+      </w:r>
+    </w:p>
+    <w:p>
+      <w:r>
+        <w:rPr>
+          <w:rFonts w:ascii="Times New Roman" w:hAnsi="Times New Roman" w:eastAsia="宋体"/>
+          <w:sz w:val="18"/>
+        </w:rPr>
+        <w:t>链接:</w:t>
+      </w:r>
+      <w:hyperlink r:id="rId27">
+        <w:r>
+          <w:rPr>
+            <w:color w:val="0563C1"/>
+            <w:u w:val="single"/>
+          </w:rPr>
+          <w:t>Pointing AI at archives found a forgotten meteorite, lost rhinos, and more</w:t>
+        </w:r>
+      </w:hyperlink>
+    </w:p>
+    <w:p>
+      <w:pPr>
+        <w:pStyle w:val="Heading3"/>
+      </w:pPr>
+      <w:r>
+        <w:rPr>
+          <w:rFonts w:ascii="Times New Roman" w:hAnsi="Times New Roman" w:eastAsia="黑体"/>
+          <w:b w:val="0"/>
+          <w:color w:val="888888"/>
+          <w:sz w:val="24"/>
+        </w:rPr>
+        <w:t>【C级·参考】</w:t>
+      </w:r>
+      <w:r>
+        <w:rPr>
+          <w:rFonts w:ascii="Times New Roman" w:hAnsi="Times New Roman" w:eastAsia="黑体"/>
+          <w:b w:val="0"/>
+          <w:color w:val="888888"/>
+          <w:sz w:val="24"/>
+        </w:rPr>
+        <w:t>多家巨头密集押注AI眼镜，电感怎么突破技术瓶颈</w:t>
+      </w:r>
+    </w:p>
+    <w:p>
+      <w:r>
+        <w:rPr>
+          <w:rFonts w:ascii="Times New Roman" w:hAnsi="Times New Roman" w:eastAsia="宋体"/>
+          <w:color w:val="888888"/>
+          <w:sz w:val="18"/>
+        </w:rPr>
+        <w:t>来源:Bing新闻 | 时间:10-09 11:16</w:t>
+      </w:r>
+    </w:p>
+    <w:p>
+      <w:r>
+        <w:rPr>
+          <w:rFonts w:ascii="Times New Roman" w:hAnsi="Times New Roman" w:eastAsia="宋体"/>
+          <w:sz w:val="18"/>
+        </w:rPr>
+        <w:t>链接:</w:t>
+      </w:r>
+      <w:hyperlink r:id="rId28">
+        <w:r>
+          <w:rPr>
+            <w:color w:val="0563C1"/>
+            <w:u w:val="single"/>
+          </w:rPr>
+          <w:t>多家巨头密集押注AI眼镜，电感怎么突破技术瓶颈</w:t>
         </w:r>
       </w:hyperlink>
     </w:p>
@@ -978,6 +1080,23 @@
           <w:sz w:val="28"/>
         </w:rPr>
         <w:t>机器人/AI硬件</w:t>
+      </w:r>
+    </w:p>
+    <w:p>
+      <w:r>
+        <w:t>本线口暂无重要更新</w:t>
+      </w:r>
+    </w:p>
+    <w:p>
+      <w:pPr>
+        <w:pStyle w:val="Heading2"/>
+      </w:pPr>
+      <w:r>
+        <w:rPr>
+          <w:rFonts w:ascii="Times New Roman" w:hAnsi="Times New Roman" w:eastAsia="黑体"/>
+          <w:sz w:val="28"/>
+        </w:rPr>
+        <w:t>无人驾驶/低空/智慧出行</w:t>
       </w:r>
     </w:p>
     <w:p>
@@ -1000,7 +1119,7 @@
           <w:color w:val="888888"/>
           <w:sz w:val="24"/>
         </w:rPr>
-        <w:t>北京：增加人工智能手机和电脑、智能穿戴、智能机器人等新一代智能终端产品有效供给</w:t>
+        <w:t>2026 巴黎车展新设“智驾实验室”公开体验活动，仅小鹏、特斯拉两家企业参与</w:t>
       </w:r>
     </w:p>
     <w:p>
@@ -1010,7 +1129,7 @@
           <w:color w:val="888888"/>
           <w:sz w:val="18"/>
         </w:rPr>
-        <w:t>来源:IT之家 | 时间:10-10 15:08</w:t>
+        <w:t>来源:IT之家 | 时间:10-10 15:33</w:t>
       </w:r>
     </w:p>
     <w:p>
@@ -1021,32 +1140,15 @@
         </w:rPr>
         <w:t>链接:</w:t>
       </w:r>
-      <w:hyperlink r:id="rId27">
+      <w:hyperlink r:id="rId29">
         <w:r>
           <w:rPr>
             <w:color w:val="0563C1"/>
             <w:u w:val="single"/>
           </w:rPr>
-          <w:t>北京：增加人工智能手机和电脑、智能穿戴、智能机器人等新一代智能终端产品有效供给</w:t>
+          <w:t>2026 巴黎车展新设“智驾实验室”公开体验活动，仅小鹏、特斯拉两家企业参与</w:t>
         </w:r>
       </w:hyperlink>
-    </w:p>
-    <w:p>
-      <w:pPr>
-        <w:pStyle w:val="Heading2"/>
-      </w:pPr>
-      <w:r>
-        <w:rPr>
-          <w:rFonts w:ascii="Times New Roman" w:hAnsi="Times New Roman" w:eastAsia="黑体"/>
-          <w:sz w:val="28"/>
-        </w:rPr>
-        <w:t>无人驾驶/低空/智慧出行</w:t>
-      </w:r>
-    </w:p>
-    <w:p>
-      <w:r>
-        <w:t>本线口暂无重要更新</w:t>
-      </w:r>
     </w:p>
     <w:p>
       <w:pPr>
@@ -1061,55 +1163,9 @@
       </w:r>
     </w:p>
     <w:p>
-      <w:pPr>
-        <w:pStyle w:val="Heading3"/>
-      </w:pPr>
       <w:r>
-        <w:rPr>
-          <w:rFonts w:ascii="Times New Roman" w:hAnsi="Times New Roman" w:eastAsia="黑体"/>
-          <w:b w:val="0"/>
-          <w:color w:val="888888"/>
-          <w:sz w:val="24"/>
-        </w:rPr>
-        <w:t>【C级·参考】</w:t>
+        <w:t>本线口暂无重要更新</w:t>
       </w:r>
-      <w:r>
-        <w:rPr>
-          <w:rFonts w:ascii="Times New Roman" w:hAnsi="Times New Roman" w:eastAsia="黑体"/>
-          <w:b w:val="0"/>
-          <w:color w:val="888888"/>
-          <w:sz w:val="24"/>
-        </w:rPr>
-        <w:t>商务部等 7 部门：纠治电商平台“自动跟价”“全网最低价”等无序竞争行为</w:t>
-      </w:r>
-    </w:p>
-    <w:p>
-      <w:r>
-        <w:rPr>
-          <w:rFonts w:ascii="Times New Roman" w:hAnsi="Times New Roman" w:eastAsia="宋体"/>
-          <w:color w:val="888888"/>
-          <w:sz w:val="18"/>
-        </w:rPr>
-        <w:t>来源:IT之家 | 时间:10-10 10:28</w:t>
-      </w:r>
-    </w:p>
-    <w:p>
-      <w:r>
-        <w:rPr>
-          <w:rFonts w:ascii="Times New Roman" w:hAnsi="Times New Roman" w:eastAsia="宋体"/>
-          <w:sz w:val="18"/>
-        </w:rPr>
-        <w:t>链接:</w:t>
-      </w:r>
-      <w:hyperlink r:id="rId28">
-        <w:r>
-          <w:rPr>
-            <w:color w:val="0563C1"/>
-            <w:u w:val="single"/>
-          </w:rPr>
-          <w:t>商务部等 7 部门：纠治电商平台“自动跟价”“全网最低价”等无序竞争行为</w:t>
-        </w:r>
-      </w:hyperlink>
     </w:p>
     <w:p>
       <w:pPr>
@@ -1143,7 +1199,7 @@
           <w:color w:val="888888"/>
           <w:sz w:val="24"/>
         </w:rPr>
-        <w:t>微软 Zune HD 播放器成功运行任天堂经典作品《超级马力欧 64》：支持触控操作、游戏存档等特性</w:t>
+        <w:t>华为 Pura X View 手机鸿蒙 7.0.0.109 SP10 隐藏特性曝光，实装 Mate 90 同款游戏弹幕通知功能</w:t>
       </w:r>
     </w:p>
     <w:p>
@@ -1153,7 +1209,7 @@
           <w:color w:val="888888"/>
           <w:sz w:val="18"/>
         </w:rPr>
-        <w:t>来源:IT之家 | 时间:10-10 14:54</w:t>
+        <w:t>来源:IT之家 | 时间:10-10 16:09</w:t>
       </w:r>
     </w:p>
     <w:p>
@@ -1164,13 +1220,13 @@
         </w:rPr>
         <w:t>链接:</w:t>
       </w:r>
-      <w:hyperlink r:id="rId29">
+      <w:hyperlink r:id="rId30">
         <w:r>
           <w:rPr>
             <w:color w:val="0563C1"/>
             <w:u w:val="single"/>
           </w:rPr>
-          <w:t>微软 Zune HD 播放器成功运行任天堂经典作品《超级马力欧 64》：支持触控操作、游戏存档等特性</w:t>
+          <w:t>华为 Pura X View 手机鸿蒙 7.0.0.109 SP10 隐藏特性曝光，实装 Mate 90 同款游戏弹幕通知功能</w:t>
         </w:r>
       </w:hyperlink>
     </w:p>
@@ -1194,7 +1250,7 @@
           <w:color w:val="888888"/>
           <w:sz w:val="24"/>
         </w:rPr>
-        <w:t>狼蛛昆仑 L5 电竞鼠标 10 月 12 日开启预约：PAW3955 EVO 传感器、59g 重量、SSHS 2.0 电磁微动技术</w:t>
+        <w:t>传英伟达将不再向 GeForce 游戏显卡分配 GB202 GPU</w:t>
       </w:r>
     </w:p>
     <w:p>
@@ -1204,58 +1260,7 @@
           <w:color w:val="888888"/>
           <w:sz w:val="18"/>
         </w:rPr>
-        <w:t>来源:IT之家 | 时间:10-10 14:42</w:t>
-      </w:r>
-    </w:p>
-    <w:p>
-      <w:r>
-        <w:rPr>
-          <w:rFonts w:ascii="Times New Roman" w:hAnsi="Times New Roman" w:eastAsia="宋体"/>
-          <w:sz w:val="18"/>
-        </w:rPr>
-        <w:t>链接:</w:t>
-      </w:r>
-      <w:hyperlink r:id="rId30">
-        <w:r>
-          <w:rPr>
-            <w:color w:val="0563C1"/>
-            <w:u w:val="single"/>
-          </w:rPr>
-          <w:t>狼蛛昆仑 L5 电竞鼠标 10 月 12 日开启预约：PAW3955 EVO 传感器、59g 重量、SSHS 2.0 电磁微动技术</w:t>
-        </w:r>
-      </w:hyperlink>
-    </w:p>
-    <w:p>
-      <w:pPr>
-        <w:pStyle w:val="Heading3"/>
-      </w:pPr>
-      <w:r>
-        <w:rPr>
-          <w:rFonts w:ascii="Times New Roman" w:hAnsi="Times New Roman" w:eastAsia="黑体"/>
-          <w:b w:val="0"/>
-          <w:color w:val="888888"/>
-          <w:sz w:val="24"/>
-        </w:rPr>
-        <w:t>【C级·参考】</w:t>
-      </w:r>
-      <w:r>
-        <w:rPr>
-          <w:rFonts w:ascii="Times New Roman" w:hAnsi="Times New Roman" w:eastAsia="黑体"/>
-          <w:b w:val="0"/>
-          <w:color w:val="888888"/>
-          <w:sz w:val="24"/>
-        </w:rPr>
-        <w:t>Steam 喜加一：原价 33 元休闲游戏《Fireside Feelings》免费领</w:t>
-      </w:r>
-    </w:p>
-    <w:p>
-      <w:r>
-        <w:rPr>
-          <w:rFonts w:ascii="Times New Roman" w:hAnsi="Times New Roman" w:eastAsia="宋体"/>
-          <w:color w:val="888888"/>
-          <w:sz w:val="18"/>
-        </w:rPr>
-        <w:t>来源:IT之家 | 时间:10-10 14:32</w:t>
+        <w:t>来源:IT之家 | 时间:10-10 15:43</w:t>
       </w:r>
     </w:p>
     <w:p>
@@ -1272,58 +1277,7 @@
             <w:color w:val="0563C1"/>
             <w:u w:val="single"/>
           </w:rPr>
-          <w:t>Steam 喜加一：原价 33 元休闲游戏《Fireside Feelings》免费领</w:t>
-        </w:r>
-      </w:hyperlink>
-    </w:p>
-    <w:p>
-      <w:pPr>
-        <w:pStyle w:val="Heading3"/>
-      </w:pPr>
-      <w:r>
-        <w:rPr>
-          <w:rFonts w:ascii="Times New Roman" w:hAnsi="Times New Roman" w:eastAsia="黑体"/>
-          <w:b w:val="0"/>
-          <w:color w:val="888888"/>
-          <w:sz w:val="24"/>
-        </w:rPr>
-        <w:t>【C级·参考】</w:t>
-      </w:r>
-      <w:r>
-        <w:rPr>
-          <w:rFonts w:ascii="Times New Roman" w:hAnsi="Times New Roman" w:eastAsia="黑体"/>
-          <w:b w:val="0"/>
-          <w:color w:val="888888"/>
-          <w:sz w:val="24"/>
-        </w:rPr>
-        <w:t>Circana 分析师：美国游戏主机市场或陷入 80 年代初至今最严重危机</w:t>
-      </w:r>
-    </w:p>
-    <w:p>
-      <w:r>
-        <w:rPr>
-          <w:rFonts w:ascii="Times New Roman" w:hAnsi="Times New Roman" w:eastAsia="宋体"/>
-          <w:color w:val="888888"/>
-          <w:sz w:val="18"/>
-        </w:rPr>
-        <w:t>来源:IT之家 | 时间:10-10 12:07</w:t>
-      </w:r>
-    </w:p>
-    <w:p>
-      <w:r>
-        <w:rPr>
-          <w:rFonts w:ascii="Times New Roman" w:hAnsi="Times New Roman" w:eastAsia="宋体"/>
-          <w:sz w:val="18"/>
-        </w:rPr>
-        <w:t>链接:</w:t>
-      </w:r>
-      <w:hyperlink r:id="rId32">
-        <w:r>
-          <w:rPr>
-            <w:color w:val="0563C1"/>
-            <w:u w:val="single"/>
-          </w:rPr>
-          <w:t>Circana 分析师：美国游戏主机市场或陷入 80 年代初至今最严重危机</w:t>
+          <w:t>传英伟达将不再向 GeForce 游戏显卡分配 GB202 GPU</w:t>
         </w:r>
       </w:hyperlink>
     </w:p>
@@ -1368,7 +1322,7 @@
         </w:rPr>
         <w:t>链接:</w:t>
       </w:r>
-      <w:hyperlink r:id="rId33">
+      <w:hyperlink r:id="rId32">
         <w:r>
           <w:rPr>
             <w:color w:val="0563C1"/>
@@ -1419,64 +1373,13 @@
         </w:rPr>
         <w:t>链接:</w:t>
       </w:r>
-      <w:hyperlink r:id="rId34">
+      <w:hyperlink r:id="rId33">
         <w:r>
           <w:rPr>
             <w:color w:val="0563C1"/>
             <w:u w:val="single"/>
           </w:rPr>
           <w:t>网易再次清理日本投资：与草蜢工作室和平分手，须田刚一官宣独立</w:t>
-        </w:r>
-      </w:hyperlink>
-    </w:p>
-    <w:p>
-      <w:pPr>
-        <w:pStyle w:val="Heading3"/>
-      </w:pPr>
-      <w:r>
-        <w:rPr>
-          <w:rFonts w:ascii="Times New Roman" w:hAnsi="Times New Roman" w:eastAsia="黑体"/>
-          <w:b w:val="0"/>
-          <w:color w:val="888888"/>
-          <w:sz w:val="24"/>
-        </w:rPr>
-        <w:t>【C级·参考】</w:t>
-      </w:r>
-      <w:r>
-        <w:rPr>
-          <w:rFonts w:ascii="Times New Roman" w:hAnsi="Times New Roman" w:eastAsia="黑体"/>
-          <w:b w:val="0"/>
-          <w:color w:val="888888"/>
-          <w:sz w:val="24"/>
-        </w:rPr>
-        <w:t>数毛社：索尼 PS5 超分技术 QSSR 存适配挑战，旧作游戏支持范围仍待确认</w:t>
-      </w:r>
-    </w:p>
-    <w:p>
-      <w:r>
-        <w:rPr>
-          <w:rFonts w:ascii="Times New Roman" w:hAnsi="Times New Roman" w:eastAsia="宋体"/>
-          <w:color w:val="888888"/>
-          <w:sz w:val="18"/>
-        </w:rPr>
-        <w:t>来源:IT之家 | 时间:10-10 11:07</w:t>
-      </w:r>
-    </w:p>
-    <w:p>
-      <w:r>
-        <w:rPr>
-          <w:rFonts w:ascii="Times New Roman" w:hAnsi="Times New Roman" w:eastAsia="宋体"/>
-          <w:sz w:val="18"/>
-        </w:rPr>
-        <w:t>链接:</w:t>
-      </w:r>
-      <w:hyperlink r:id="rId35">
-        <w:r>
-          <w:rPr>
-            <w:color w:val="0563C1"/>
-            <w:u w:val="single"/>
-          </w:rPr>
-          <w:t>数毛社：索尼 PS5 超分技术 QSSR 存适配挑战，旧作游戏支持范围仍待确认</w:t>
         </w:r>
       </w:hyperlink>
     </w:p>
@@ -1521,7 +1424,7 @@
         </w:rPr>
         <w:t>链接:</w:t>
       </w:r>
-      <w:hyperlink r:id="rId36">
+      <w:hyperlink r:id="rId34">
         <w:r>
           <w:rPr>
             <w:color w:val="0563C1"/>
@@ -1551,7 +1454,7 @@
           <w:color w:val="888888"/>
           <w:sz w:val="24"/>
         </w:rPr>
-        <w:t>iQOO Pad Pro 8.8 英寸小平板开启预约：搭载第五代骁龙 8 至尊版、自研电竞芯片 Q3</w:t>
+        <w:t>韩国游戏公司CEO离谱丑闻：4个夜场美女”挂职领工资 ”，被诉贪污4亿韩元</w:t>
       </w:r>
     </w:p>
     <w:p>
@@ -1561,7 +1464,7 @@
           <w:color w:val="888888"/>
           <w:sz w:val="18"/>
         </w:rPr>
-        <w:t>来源:IT之家 | 时间:10-10 10:47</w:t>
+        <w:t>来源:GameLook | 时间:10-09 10:15</w:t>
       </w:r>
     </w:p>
     <w:p>
@@ -1572,13 +1475,64 @@
         </w:rPr>
         <w:t>链接:</w:t>
       </w:r>
-      <w:hyperlink r:id="rId37">
+      <w:hyperlink r:id="rId35">
         <w:r>
           <w:rPr>
             <w:color w:val="0563C1"/>
             <w:u w:val="single"/>
           </w:rPr>
-          <w:t>iQOO Pad Pro 8.8 英寸小平板开启预约：搭载第五代骁龙 8 至尊版、自研电竞芯片 Q3</w:t>
+          <w:t>韩国游戏公司CEO离谱丑闻：4个夜场美女”挂职领工资 ”，被诉贪污4亿韩元</w:t>
+        </w:r>
+      </w:hyperlink>
+    </w:p>
+    <w:p>
+      <w:pPr>
+        <w:pStyle w:val="Heading3"/>
+      </w:pPr>
+      <w:r>
+        <w:rPr>
+          <w:rFonts w:ascii="Times New Roman" w:hAnsi="Times New Roman" w:eastAsia="黑体"/>
+          <w:b w:val="0"/>
+          <w:color w:val="888888"/>
+          <w:sz w:val="24"/>
+        </w:rPr>
+        <w:t>【C级·参考】</w:t>
+      </w:r>
+      <w:r>
+        <w:rPr>
+          <w:rFonts w:ascii="Times New Roman" w:hAnsi="Times New Roman" w:eastAsia="黑体"/>
+          <w:b w:val="0"/>
+          <w:color w:val="888888"/>
+          <w:sz w:val="24"/>
+        </w:rPr>
+        <w:t>米哈游大伟哥成“小红书RED LAND”最大“人形彩蛋”，玩家：合照来者不拒</w:t>
+      </w:r>
+    </w:p>
+    <w:p>
+      <w:r>
+        <w:rPr>
+          <w:rFonts w:ascii="Times New Roman" w:hAnsi="Times New Roman" w:eastAsia="宋体"/>
+          <w:color w:val="888888"/>
+          <w:sz w:val="18"/>
+        </w:rPr>
+        <w:t>来源:GameLook | 时间:10-09 09:57</w:t>
+      </w:r>
+    </w:p>
+    <w:p>
+      <w:r>
+        <w:rPr>
+          <w:rFonts w:ascii="Times New Roman" w:hAnsi="Times New Roman" w:eastAsia="宋体"/>
+          <w:sz w:val="18"/>
+        </w:rPr>
+        <w:t>链接:</w:t>
+      </w:r>
+      <w:hyperlink r:id="rId36">
+        <w:r>
+          <w:rPr>
+            <w:color w:val="0563C1"/>
+            <w:u w:val="single"/>
+          </w:rPr>
+          <w:t>米哈游大伟哥成“小红书RED LAND”最大“人形彩蛋”，玩家：合照来者不拒</w:t>
         </w:r>
       </w:hyperlink>
     </w:p>
@@ -1614,7 +1568,7 @@
           <w:color w:val="888888"/>
           <w:sz w:val="24"/>
         </w:rPr>
-        <w:t>外媒调查显示消费者普遍认为苹果 iPhone Duo 偏贵，摄像头表现仍有改进空间</w:t>
+        <w:t>乘联分会：初步统计 9 月全国乘用车市场零售 170.2 万辆，同比下降 24%</w:t>
       </w:r>
     </w:p>
     <w:p>
@@ -1624,7 +1578,58 @@
           <w:color w:val="888888"/>
           <w:sz w:val="18"/>
         </w:rPr>
-        <w:t>来源:IT之家 | 时间:10-10 15:01</w:t>
+        <w:t>来源:IT之家 | 时间:10-10 17:44</w:t>
+      </w:r>
+    </w:p>
+    <w:p>
+      <w:r>
+        <w:rPr>
+          <w:rFonts w:ascii="Times New Roman" w:hAnsi="Times New Roman" w:eastAsia="宋体"/>
+          <w:sz w:val="18"/>
+        </w:rPr>
+        <w:t>链接:</w:t>
+      </w:r>
+      <w:hyperlink r:id="rId37">
+        <w:r>
+          <w:rPr>
+            <w:color w:val="0563C1"/>
+            <w:u w:val="single"/>
+          </w:rPr>
+          <w:t>乘联分会：初步统计 9 月全国乘用车市场零售 170.2 万辆，同比下降 24%</w:t>
+        </w:r>
+      </w:hyperlink>
+    </w:p>
+    <w:p>
+      <w:pPr>
+        <w:pStyle w:val="Heading3"/>
+      </w:pPr>
+      <w:r>
+        <w:rPr>
+          <w:rFonts w:ascii="Times New Roman" w:hAnsi="Times New Roman" w:eastAsia="黑体"/>
+          <w:b w:val="0"/>
+          <w:color w:val="888888"/>
+          <w:sz w:val="24"/>
+        </w:rPr>
+        <w:t>【C级·参考】</w:t>
+      </w:r>
+      <w:r>
+        <w:rPr>
+          <w:rFonts w:ascii="Times New Roman" w:hAnsi="Times New Roman" w:eastAsia="黑体"/>
+          <w:b w:val="0"/>
+          <w:color w:val="888888"/>
+          <w:sz w:val="24"/>
+        </w:rPr>
+        <w:t>2026 年国庆假期，境外银联持卡人境内消费金额同比增长超 40%</w:t>
+      </w:r>
+    </w:p>
+    <w:p>
+      <w:r>
+        <w:rPr>
+          <w:rFonts w:ascii="Times New Roman" w:hAnsi="Times New Roman" w:eastAsia="宋体"/>
+          <w:color w:val="888888"/>
+          <w:sz w:val="18"/>
+        </w:rPr>
+        <w:t>来源:IT之家 | 时间:10-10 16:02</w:t>
       </w:r>
     </w:p>
     <w:p>
@@ -1641,7 +1646,7 @@
             <w:color w:val="0563C1"/>
             <w:u w:val="single"/>
           </w:rPr>
-          <w:t>外媒调查显示消费者普遍认为苹果 iPhone Duo 偏贵，摄像头表现仍有改进空间</w:t>
+          <w:t>2026 年国庆假期，境外银联持卡人境内消费金额同比增长超 40%</w:t>
         </w:r>
       </w:hyperlink>
     </w:p>
@@ -1671,7 +1676,7 @@
           <w:rFonts w:ascii="Times New Roman" w:hAnsi="Times New Roman" w:eastAsia="宋体"/>
           <w:sz w:val="18"/>
         </w:rPr>
-        <w:t>IT之家(60)、GameLook(14)、HackerNews(6)、Bing新闻(8)</w:t>
+        <w:t>IT之家(60)、GameLook(14)、HackerNews(4)、Bing新闻(9)</w:t>
       </w:r>
     </w:p>
     <w:p>

--- a/briefings/线口监测午报-2026-10-10.docx
+++ b/briefings/线口监测午报-2026-10-10.docx
@@ -22,7 +22,7 @@
           <w:color w:val="888888"/>
           <w:sz w:val="18"/>
         </w:rPr>
-        <w:t>监测窗口:近48小时 | 生成时间:2026-10-10 21:34</w:t>
+        <w:t>监测窗口:近48小时 | 生成时间:2026-10-10 22:25</w:t>
       </w:r>
     </w:p>
     <w:p>
@@ -70,6 +70,57 @@
           <w:color w:val="888888"/>
           <w:sz w:val="24"/>
         </w:rPr>
+        <w:t>铭凡首款无风扇全闪 AI NAS 机型 S5 将于 10 月中下旬国行开售</w:t>
+      </w:r>
+    </w:p>
+    <w:p>
+      <w:r>
+        <w:rPr>
+          <w:rFonts w:ascii="Times New Roman" w:hAnsi="Times New Roman" w:eastAsia="宋体"/>
+          <w:color w:val="888888"/>
+          <w:sz w:val="18"/>
+        </w:rPr>
+        <w:t>来源:IT之家 | 时间:10-10 22:14</w:t>
+      </w:r>
+    </w:p>
+    <w:p>
+      <w:r>
+        <w:rPr>
+          <w:rFonts w:ascii="Times New Roman" w:hAnsi="Times New Roman" w:eastAsia="宋体"/>
+          <w:sz w:val="18"/>
+        </w:rPr>
+        <w:t>链接:</w:t>
+      </w:r>
+      <w:hyperlink r:id="rId9">
+        <w:r>
+          <w:rPr>
+            <w:color w:val="0563C1"/>
+            <w:u w:val="single"/>
+          </w:rPr>
+          <w:t>铭凡首款无风扇全闪 AI NAS 机型 S5 将于 10 月中下旬国行开售</w:t>
+        </w:r>
+      </w:hyperlink>
+    </w:p>
+    <w:p>
+      <w:pPr>
+        <w:pStyle w:val="Heading3"/>
+      </w:pPr>
+      <w:r>
+        <w:rPr>
+          <w:rFonts w:ascii="Times New Roman" w:hAnsi="Times New Roman" w:eastAsia="黑体"/>
+          <w:b w:val="0"/>
+          <w:color w:val="888888"/>
+          <w:sz w:val="24"/>
+        </w:rPr>
+        <w:t>【C级·参考】</w:t>
+      </w:r>
+      <w:r>
+        <w:rPr>
+          <w:rFonts w:ascii="Times New Roman" w:hAnsi="Times New Roman" w:eastAsia="黑体"/>
+          <w:b w:val="0"/>
+          <w:color w:val="888888"/>
+          <w:sz w:val="24"/>
+        </w:rPr>
         <w:t>吉利首款 AI 全地形硬核 SUV：银河战舰 700 全球上市，限时焕新价 16.98 万元起</w:t>
       </w:r>
     </w:p>
@@ -91,7 +142,7 @@
         </w:rPr>
         <w:t>链接:</w:t>
       </w:r>
-      <w:hyperlink r:id="rId9">
+      <w:hyperlink r:id="rId10">
         <w:r>
           <w:rPr>
             <w:color w:val="0563C1"/>
@@ -142,7 +193,7 @@
         </w:rPr>
         <w:t>链接:</w:t>
       </w:r>
-      <w:hyperlink r:id="rId10">
+      <w:hyperlink r:id="rId11">
         <w:r>
           <w:rPr>
             <w:color w:val="0563C1"/>
@@ -193,7 +244,7 @@
         </w:rPr>
         <w:t>链接:</w:t>
       </w:r>
-      <w:hyperlink r:id="rId11">
+      <w:hyperlink r:id="rId12">
         <w:r>
           <w:rPr>
             <w:color w:val="0563C1"/>
@@ -244,13 +295,64 @@
         </w:rPr>
         <w:t>链接:</w:t>
       </w:r>
-      <w:hyperlink r:id="rId12">
+      <w:hyperlink r:id="rId13">
         <w:r>
           <w:rPr>
             <w:color w:val="0563C1"/>
             <w:u w:val="single"/>
           </w:rPr>
           <w:t>代码显示谷歌正为 Gmail 应用内置 Google Chat 聊天功能开发 HDR Emoji 表情功能</w:t>
+        </w:r>
+      </w:hyperlink>
+    </w:p>
+    <w:p>
+      <w:pPr>
+        <w:pStyle w:val="Heading3"/>
+      </w:pPr>
+      <w:r>
+        <w:rPr>
+          <w:rFonts w:ascii="Times New Roman" w:hAnsi="Times New Roman" w:eastAsia="黑体"/>
+          <w:b w:val="0"/>
+          <w:color w:val="888888"/>
+          <w:sz w:val="24"/>
+        </w:rPr>
+        <w:t>【C级·参考】</w:t>
+      </w:r>
+      <w:r>
+        <w:rPr>
+          <w:rFonts w:ascii="Times New Roman" w:hAnsi="Times New Roman" w:eastAsia="黑体"/>
+          <w:b w:val="0"/>
+          <w:color w:val="888888"/>
+          <w:sz w:val="24"/>
+        </w:rPr>
+        <w:t>Talorys – A self-hosted personal AI agent on Cloudflare's free tier</w:t>
+      </w:r>
+    </w:p>
+    <w:p>
+      <w:r>
+        <w:rPr>
+          <w:rFonts w:ascii="Times New Roman" w:hAnsi="Times New Roman" w:eastAsia="宋体"/>
+          <w:color w:val="888888"/>
+          <w:sz w:val="18"/>
+        </w:rPr>
+        <w:t>来源:Hacker News | 时间:10-10 18:52</w:t>
+      </w:r>
+    </w:p>
+    <w:p>
+      <w:r>
+        <w:rPr>
+          <w:rFonts w:ascii="Times New Roman" w:hAnsi="Times New Roman" w:eastAsia="宋体"/>
+          <w:sz w:val="18"/>
+        </w:rPr>
+        <w:t>链接:</w:t>
+      </w:r>
+      <w:hyperlink r:id="rId14">
+        <w:r>
+          <w:rPr>
+            <w:color w:val="0563C1"/>
+            <w:u w:val="single"/>
+          </w:rPr>
+          <w:t>Talorys – A self-hosted personal AI agent on Cloudflare's free tier</w:t>
         </w:r>
       </w:hyperlink>
     </w:p>
@@ -295,7 +397,7 @@
         </w:rPr>
         <w:t>链接:</w:t>
       </w:r>
-      <w:hyperlink r:id="rId13">
+      <w:hyperlink r:id="rId15">
         <w:r>
           <w:rPr>
             <w:color w:val="0563C1"/>
@@ -346,217 +448,13 @@
         </w:rPr>
         <w:t>链接:</w:t>
       </w:r>
-      <w:hyperlink r:id="rId14">
+      <w:hyperlink r:id="rId16">
         <w:r>
           <w:rPr>
             <w:color w:val="0563C1"/>
             <w:u w:val="single"/>
           </w:rPr>
           <w:t>消息称 Meta 已搁置向 Anthropic 出租 AI 算力的计划</w:t>
-        </w:r>
-      </w:hyperlink>
-    </w:p>
-    <w:p>
-      <w:pPr>
-        <w:pStyle w:val="Heading3"/>
-      </w:pPr>
-      <w:r>
-        <w:rPr>
-          <w:rFonts w:ascii="Times New Roman" w:hAnsi="Times New Roman" w:eastAsia="黑体"/>
-          <w:b w:val="0"/>
-          <w:color w:val="888888"/>
-          <w:sz w:val="24"/>
-        </w:rPr>
-        <w:t>【C级·参考】</w:t>
-      </w:r>
-      <w:r>
-        <w:rPr>
-          <w:rFonts w:ascii="Times New Roman" w:hAnsi="Times New Roman" w:eastAsia="黑体"/>
-          <w:b w:val="0"/>
-          <w:color w:val="888888"/>
-          <w:sz w:val="24"/>
-        </w:rPr>
-        <w:t>教育部：教师 AI 素养全覆盖培训启动</w:t>
-      </w:r>
-    </w:p>
-    <w:p>
-      <w:r>
-        <w:rPr>
-          <w:rFonts w:ascii="Times New Roman" w:hAnsi="Times New Roman" w:eastAsia="宋体"/>
-          <w:color w:val="888888"/>
-          <w:sz w:val="18"/>
-        </w:rPr>
-        <w:t>来源:IT之家 | 时间:10-10 15:49</w:t>
-      </w:r>
-    </w:p>
-    <w:p>
-      <w:r>
-        <w:rPr>
-          <w:rFonts w:ascii="Times New Roman" w:hAnsi="Times New Roman" w:eastAsia="宋体"/>
-          <w:sz w:val="18"/>
-        </w:rPr>
-        <w:t>链接:</w:t>
-      </w:r>
-      <w:hyperlink r:id="rId15">
-        <w:r>
-          <w:rPr>
-            <w:color w:val="0563C1"/>
-            <w:u w:val="single"/>
-          </w:rPr>
-          <w:t>教育部：教师 AI 素养全覆盖培训启动</w:t>
-        </w:r>
-      </w:hyperlink>
-    </w:p>
-    <w:p>
-      <w:pPr>
-        <w:pStyle w:val="Heading3"/>
-      </w:pPr>
-      <w:r>
-        <w:rPr>
-          <w:rFonts w:ascii="Times New Roman" w:hAnsi="Times New Roman" w:eastAsia="黑体"/>
-          <w:b w:val="0"/>
-          <w:color w:val="888888"/>
-          <w:sz w:val="24"/>
-        </w:rPr>
-        <w:t>【C级·参考|本地】</w:t>
-      </w:r>
-      <w:r>
-        <w:rPr>
-          <w:rFonts w:ascii="Times New Roman" w:hAnsi="Times New Roman" w:eastAsia="黑体"/>
-          <w:b w:val="0"/>
-          <w:color w:val="888888"/>
-          <w:sz w:val="24"/>
-        </w:rPr>
-        <w:t>给 AI 植入广告涉“虚假宣传”，深圳一家 GEO 服务商被市场监管局处以 5 万元罚款</w:t>
-      </w:r>
-    </w:p>
-    <w:p>
-      <w:r>
-        <w:rPr>
-          <w:rFonts w:ascii="Times New Roman" w:hAnsi="Times New Roman" w:eastAsia="宋体"/>
-          <w:color w:val="888888"/>
-          <w:sz w:val="18"/>
-        </w:rPr>
-        <w:t>来源:IT之家 | 时间:10-10 15:35</w:t>
-      </w:r>
-    </w:p>
-    <w:p>
-      <w:r>
-        <w:rPr>
-          <w:rFonts w:ascii="Times New Roman" w:hAnsi="Times New Roman" w:eastAsia="宋体"/>
-          <w:sz w:val="18"/>
-        </w:rPr>
-        <w:t>链接:</w:t>
-      </w:r>
-      <w:hyperlink r:id="rId16">
-        <w:r>
-          <w:rPr>
-            <w:color w:val="0563C1"/>
-            <w:u w:val="single"/>
-          </w:rPr>
-          <w:t>给 AI 植入广告涉“虚假宣传”，深圳一家 GEO 服务商被市场监管局处以 5 万元罚款</w:t>
-        </w:r>
-      </w:hyperlink>
-    </w:p>
-    <w:p>
-      <w:pPr>
-        <w:pStyle w:val="Heading3"/>
-      </w:pPr>
-      <w:r>
-        <w:rPr>
-          <w:rFonts w:ascii="Times New Roman" w:hAnsi="Times New Roman" w:eastAsia="黑体"/>
-          <w:b w:val="0"/>
-          <w:color w:val="888888"/>
-          <w:sz w:val="24"/>
-        </w:rPr>
-        <w:t>【C级·参考】</w:t>
-      </w:r>
-      <w:r>
-        <w:rPr>
-          <w:rFonts w:ascii="Times New Roman" w:hAnsi="Times New Roman" w:eastAsia="黑体"/>
-          <w:b w:val="0"/>
-          <w:color w:val="888888"/>
-          <w:sz w:val="24"/>
-        </w:rPr>
-        <w:t>Meta 与多家伙伴合作推出 PAP 协议：规范个人智能体与企业服务交互方式</w:t>
-      </w:r>
-    </w:p>
-    <w:p>
-      <w:r>
-        <w:rPr>
-          <w:rFonts w:ascii="Times New Roman" w:hAnsi="Times New Roman" w:eastAsia="宋体"/>
-          <w:color w:val="888888"/>
-          <w:sz w:val="18"/>
-        </w:rPr>
-        <w:t>来源:IT之家 | 时间:10-10 15:30</w:t>
-      </w:r>
-    </w:p>
-    <w:p>
-      <w:r>
-        <w:rPr>
-          <w:rFonts w:ascii="Times New Roman" w:hAnsi="Times New Roman" w:eastAsia="宋体"/>
-          <w:sz w:val="18"/>
-        </w:rPr>
-        <w:t>链接:</w:t>
-      </w:r>
-      <w:hyperlink r:id="rId17">
-        <w:r>
-          <w:rPr>
-            <w:color w:val="0563C1"/>
-            <w:u w:val="single"/>
-          </w:rPr>
-          <w:t>Meta 与多家伙伴合作推出 PAP 协议：规范个人智能体与企业服务交互方式</w:t>
-        </w:r>
-      </w:hyperlink>
-    </w:p>
-    <w:p>
-      <w:pPr>
-        <w:pStyle w:val="Heading3"/>
-      </w:pPr>
-      <w:r>
-        <w:rPr>
-          <w:rFonts w:ascii="Times New Roman" w:hAnsi="Times New Roman" w:eastAsia="黑体"/>
-          <w:b w:val="0"/>
-          <w:color w:val="888888"/>
-          <w:sz w:val="24"/>
-        </w:rPr>
-        <w:t>【C级·参考】</w:t>
-      </w:r>
-      <w:r>
-        <w:rPr>
-          <w:rFonts w:ascii="Times New Roman" w:hAnsi="Times New Roman" w:eastAsia="黑体"/>
-          <w:b w:val="0"/>
-          <w:color w:val="888888"/>
-          <w:sz w:val="24"/>
-        </w:rPr>
-        <w:t>一副AI眼镜，难倒“眼镜之都”的小店主</w:t>
-      </w:r>
-    </w:p>
-    <w:p>
-      <w:r>
-        <w:rPr>
-          <w:rFonts w:ascii="Times New Roman" w:hAnsi="Times New Roman" w:eastAsia="宋体"/>
-          <w:color w:val="888888"/>
-          <w:sz w:val="18"/>
-        </w:rPr>
-        <w:t>来源:Bing新闻 | 时间:10-10 14:33</w:t>
-      </w:r>
-    </w:p>
-    <w:p>
-      <w:r>
-        <w:rPr>
-          <w:rFonts w:ascii="Times New Roman" w:hAnsi="Times New Roman" w:eastAsia="宋体"/>
-          <w:sz w:val="18"/>
-        </w:rPr>
-        <w:t>链接:</w:t>
-      </w:r>
-      <w:hyperlink r:id="rId18">
-        <w:r>
-          <w:rPr>
-            <w:color w:val="0563C1"/>
-            <w:u w:val="single"/>
-          </w:rPr>
-          <w:t>一副AI眼镜，难倒“眼镜之都”的小店主</w:t>
         </w:r>
       </w:hyperlink>
     </w:p>
@@ -601,7 +499,7 @@
         </w:rPr>
         <w:t>链接:</w:t>
       </w:r>
-      <w:hyperlink r:id="rId19">
+      <w:hyperlink r:id="rId17">
         <w:r>
           <w:rPr>
             <w:color w:val="0563C1"/>
@@ -652,7 +550,7 @@
         </w:rPr>
         <w:t>链接:</w:t>
       </w:r>
-      <w:hyperlink r:id="rId20">
+      <w:hyperlink r:id="rId18">
         <w:r>
           <w:rPr>
             <w:color w:val="0563C1"/>
@@ -703,13 +601,115 @@
         </w:rPr>
         <w:t>链接:</w:t>
       </w:r>
+      <w:hyperlink r:id="rId19">
+        <w:r>
+          <w:rPr>
+            <w:color w:val="0563C1"/>
+            <w:u w:val="single"/>
+          </w:rPr>
+          <w:t>开发者自曝：“骗子用AI抄我游戏，威胁不给200美元就发Steam”！同行集体笑了</w:t>
+        </w:r>
+      </w:hyperlink>
+    </w:p>
+    <w:p>
+      <w:pPr>
+        <w:pStyle w:val="Heading3"/>
+      </w:pPr>
+      <w:r>
+        <w:rPr>
+          <w:rFonts w:ascii="Times New Roman" w:hAnsi="Times New Roman" w:eastAsia="黑体"/>
+          <w:b w:val="0"/>
+          <w:color w:val="888888"/>
+          <w:sz w:val="24"/>
+        </w:rPr>
+        <w:t>【C级·参考】</w:t>
+      </w:r>
+      <w:r>
+        <w:rPr>
+          <w:rFonts w:ascii="Times New Roman" w:hAnsi="Times New Roman" w:eastAsia="黑体"/>
+          <w:b w:val="0"/>
+          <w:color w:val="888888"/>
+          <w:sz w:val="24"/>
+        </w:rPr>
+        <w:t>抱歉，AI眼镜目前仍是个“鸡肋”</w:t>
+      </w:r>
+    </w:p>
+    <w:p>
+      <w:r>
+        <w:rPr>
+          <w:rFonts w:ascii="Times New Roman" w:hAnsi="Times New Roman" w:eastAsia="宋体"/>
+          <w:color w:val="888888"/>
+          <w:sz w:val="18"/>
+        </w:rPr>
+        <w:t>来源:Bing新闻 | 时间:10-10 08:16</w:t>
+      </w:r>
+    </w:p>
+    <w:p>
+      <w:r>
+        <w:rPr>
+          <w:rFonts w:ascii="Times New Roman" w:hAnsi="Times New Roman" w:eastAsia="宋体"/>
+          <w:sz w:val="18"/>
+        </w:rPr>
+        <w:t>链接:</w:t>
+      </w:r>
+      <w:hyperlink r:id="rId20">
+        <w:r>
+          <w:rPr>
+            <w:color w:val="0563C1"/>
+            <w:u w:val="single"/>
+          </w:rPr>
+          <w:t>抱歉，AI眼镜目前仍是个“鸡肋”</w:t>
+        </w:r>
+      </w:hyperlink>
+    </w:p>
+    <w:p>
+      <w:pPr>
+        <w:pStyle w:val="Heading3"/>
+      </w:pPr>
+      <w:r>
+        <w:rPr>
+          <w:rFonts w:ascii="Times New Roman" w:hAnsi="Times New Roman" w:eastAsia="黑体"/>
+          <w:b w:val="0"/>
+          <w:color w:val="888888"/>
+          <w:sz w:val="24"/>
+        </w:rPr>
+        <w:t>【C级·参考】</w:t>
+      </w:r>
+      <w:r>
+        <w:rPr>
+          <w:rFonts w:ascii="Times New Roman" w:hAnsi="Times New Roman" w:eastAsia="黑体"/>
+          <w:b w:val="0"/>
+          <w:color w:val="888888"/>
+          <w:sz w:val="24"/>
+        </w:rPr>
+        <w:t>一副AI眼镜，难倒“眼镜之都”的小店主</w:t>
+      </w:r>
+    </w:p>
+    <w:p>
+      <w:r>
+        <w:rPr>
+          <w:rFonts w:ascii="Times New Roman" w:hAnsi="Times New Roman" w:eastAsia="宋体"/>
+          <w:color w:val="888888"/>
+          <w:sz w:val="18"/>
+        </w:rPr>
+        <w:t>来源:Bing新闻 | 时间:10-10 07:44</w:t>
+      </w:r>
+    </w:p>
+    <w:p>
+      <w:r>
+        <w:rPr>
+          <w:rFonts w:ascii="Times New Roman" w:hAnsi="Times New Roman" w:eastAsia="宋体"/>
+          <w:sz w:val="18"/>
+        </w:rPr>
+        <w:t>链接:</w:t>
+      </w:r>
       <w:hyperlink r:id="rId21">
         <w:r>
           <w:rPr>
             <w:color w:val="0563C1"/>
             <w:u w:val="single"/>
           </w:rPr>
-          <w:t>开发者自曝：“骗子用AI抄我游戏，威胁不给200美元就发Steam”！同行集体笑了</w:t>
+          <w:t>一副AI眼镜，难倒“眼镜之都”的小店主</w:t>
         </w:r>
       </w:hyperlink>
     </w:p>
@@ -1021,57 +1021,6 @@
     </w:p>
     <w:p>
       <w:pPr>
-        <w:pStyle w:val="Heading3"/>
-      </w:pPr>
-      <w:r>
-        <w:rPr>
-          <w:rFonts w:ascii="Times New Roman" w:hAnsi="Times New Roman" w:eastAsia="黑体"/>
-          <w:b w:val="0"/>
-          <w:color w:val="888888"/>
-          <w:sz w:val="24"/>
-        </w:rPr>
-        <w:t>【C级·参考】</w:t>
-      </w:r>
-      <w:r>
-        <w:rPr>
-          <w:rFonts w:ascii="Times New Roman" w:hAnsi="Times New Roman" w:eastAsia="黑体"/>
-          <w:b w:val="0"/>
-          <w:color w:val="888888"/>
-          <w:sz w:val="24"/>
-        </w:rPr>
-        <w:t>多家巨头密集押注AI眼镜，电感怎么突破技术瓶颈</w:t>
-      </w:r>
-    </w:p>
-    <w:p>
-      <w:r>
-        <w:rPr>
-          <w:rFonts w:ascii="Times New Roman" w:hAnsi="Times New Roman" w:eastAsia="宋体"/>
-          <w:color w:val="888888"/>
-          <w:sz w:val="18"/>
-        </w:rPr>
-        <w:t>来源:Bing新闻 | 时间:10-09 11:16</w:t>
-      </w:r>
-    </w:p>
-    <w:p>
-      <w:r>
-        <w:rPr>
-          <w:rFonts w:ascii="Times New Roman" w:hAnsi="Times New Roman" w:eastAsia="宋体"/>
-          <w:sz w:val="18"/>
-        </w:rPr>
-        <w:t>链接:</w:t>
-      </w:r>
-      <w:hyperlink r:id="rId28">
-        <w:r>
-          <w:rPr>
-            <w:color w:val="0563C1"/>
-            <w:u w:val="single"/>
-          </w:rPr>
-          <w:t>多家巨头密集押注AI眼镜，电感怎么突破技术瓶颈</w:t>
-        </w:r>
-      </w:hyperlink>
-    </w:p>
-    <w:p>
-      <w:pPr>
         <w:pStyle w:val="Heading2"/>
       </w:pPr>
       <w:r>
@@ -1080,23 +1029,6 @@
           <w:sz w:val="28"/>
         </w:rPr>
         <w:t>机器人/AI硬件</w:t>
-      </w:r>
-    </w:p>
-    <w:p>
-      <w:r>
-        <w:t>本线口暂无重要更新</w:t>
-      </w:r>
-    </w:p>
-    <w:p>
-      <w:pPr>
-        <w:pStyle w:val="Heading2"/>
-      </w:pPr>
-      <w:r>
-        <w:rPr>
-          <w:rFonts w:ascii="Times New Roman" w:hAnsi="Times New Roman" w:eastAsia="黑体"/>
-          <w:sz w:val="28"/>
-        </w:rPr>
-        <w:t>无人驾驶/低空/智慧出行</w:t>
       </w:r>
     </w:p>
     <w:p>
@@ -1119,7 +1051,7 @@
           <w:color w:val="888888"/>
           <w:sz w:val="24"/>
         </w:rPr>
-        <w:t>2026 巴黎车展新设“智驾实验室”公开体验活动，仅小鹏、特斯拉两家企业参与</w:t>
+        <w:t>上市价 4699 元 → 国补后 3143 元：石头扫拖机器人 P20 Max 上下水版新低</w:t>
       </w:r>
     </w:p>
     <w:p>
@@ -1129,7 +1061,7 @@
           <w:color w:val="888888"/>
           <w:sz w:val="18"/>
         </w:rPr>
-        <w:t>来源:IT之家 | 时间:10-10 15:33</w:t>
+        <w:t>来源:IT之家 | 时间:10-10 09:07</w:t>
       </w:r>
     </w:p>
     <w:p>
@@ -1140,15 +1072,32 @@
         </w:rPr>
         <w:t>链接:</w:t>
       </w:r>
-      <w:hyperlink r:id="rId29">
+      <w:hyperlink r:id="rId28">
         <w:r>
           <w:rPr>
             <w:color w:val="0563C1"/>
             <w:u w:val="single"/>
           </w:rPr>
-          <w:t>2026 巴黎车展新设“智驾实验室”公开体验活动，仅小鹏、特斯拉两家企业参与</w:t>
+          <w:t>上市价 4699 元 → 国补后 3143 元：石头扫拖机器人 P20 Max 上下水版新低</w:t>
         </w:r>
       </w:hyperlink>
+    </w:p>
+    <w:p>
+      <w:pPr>
+        <w:pStyle w:val="Heading2"/>
+      </w:pPr>
+      <w:r>
+        <w:rPr>
+          <w:rFonts w:ascii="Times New Roman" w:hAnsi="Times New Roman" w:eastAsia="黑体"/>
+          <w:sz w:val="28"/>
+        </w:rPr>
+        <w:t>无人驾驶/低空/智慧出行</w:t>
+      </w:r>
+    </w:p>
+    <w:p>
+      <w:r>
+        <w:t>本线口暂无重要更新</w:t>
+      </w:r>
     </w:p>
     <w:p>
       <w:pPr>
@@ -1178,6 +1127,57 @@
         </w:rPr>
         <w:t>游戏/电竞/平台公司</w:t>
       </w:r>
+    </w:p>
+    <w:p>
+      <w:pPr>
+        <w:pStyle w:val="Heading3"/>
+      </w:pPr>
+      <w:r>
+        <w:rPr>
+          <w:rFonts w:ascii="Times New Roman" w:hAnsi="Times New Roman" w:eastAsia="黑体"/>
+          <w:b w:val="0"/>
+          <w:color w:val="888888"/>
+          <w:sz w:val="24"/>
+        </w:rPr>
+        <w:t>【C级·参考】</w:t>
+      </w:r>
+      <w:r>
+        <w:rPr>
+          <w:rFonts w:ascii="Times New Roman" w:hAnsi="Times New Roman" w:eastAsia="黑体"/>
+          <w:b w:val="0"/>
+          <w:color w:val="888888"/>
+          <w:sz w:val="24"/>
+        </w:rPr>
+        <w:t>漫步者 HECATE G2000 Bar 电竞音箱上架：四单元声学配置、配可插拔麦克风，首发价 349 元</w:t>
+      </w:r>
+    </w:p>
+    <w:p>
+      <w:r>
+        <w:rPr>
+          <w:rFonts w:ascii="Times New Roman" w:hAnsi="Times New Roman" w:eastAsia="宋体"/>
+          <w:color w:val="888888"/>
+          <w:sz w:val="18"/>
+        </w:rPr>
+        <w:t>来源:IT之家 | 时间:10-10 21:54</w:t>
+      </w:r>
+    </w:p>
+    <w:p>
+      <w:r>
+        <w:rPr>
+          <w:rFonts w:ascii="Times New Roman" w:hAnsi="Times New Roman" w:eastAsia="宋体"/>
+          <w:sz w:val="18"/>
+        </w:rPr>
+        <w:t>链接:</w:t>
+      </w:r>
+      <w:hyperlink r:id="rId29">
+        <w:r>
+          <w:rPr>
+            <w:color w:val="0563C1"/>
+            <w:u w:val="single"/>
+          </w:rPr>
+          <w:t>漫步者 HECATE G2000 Bar 电竞音箱上架：四单元声学配置、配可插拔麦克风，首发价 349 元</w:t>
+        </w:r>
+      </w:hyperlink>
     </w:p>
     <w:p>
       <w:pPr>
@@ -1250,57 +1250,6 @@
           <w:color w:val="888888"/>
           <w:sz w:val="24"/>
         </w:rPr>
-        <w:t>传英伟达将不再向 GeForce 游戏显卡分配 GB202 GPU</w:t>
-      </w:r>
-    </w:p>
-    <w:p>
-      <w:r>
-        <w:rPr>
-          <w:rFonts w:ascii="Times New Roman" w:hAnsi="Times New Roman" w:eastAsia="宋体"/>
-          <w:color w:val="888888"/>
-          <w:sz w:val="18"/>
-        </w:rPr>
-        <w:t>来源:IT之家 | 时间:10-10 15:43</w:t>
-      </w:r>
-    </w:p>
-    <w:p>
-      <w:r>
-        <w:rPr>
-          <w:rFonts w:ascii="Times New Roman" w:hAnsi="Times New Roman" w:eastAsia="宋体"/>
-          <w:sz w:val="18"/>
-        </w:rPr>
-        <w:t>链接:</w:t>
-      </w:r>
-      <w:hyperlink r:id="rId31">
-        <w:r>
-          <w:rPr>
-            <w:color w:val="0563C1"/>
-            <w:u w:val="single"/>
-          </w:rPr>
-          <w:t>传英伟达将不再向 GeForce 游戏显卡分配 GB202 GPU</w:t>
-        </w:r>
-      </w:hyperlink>
-    </w:p>
-    <w:p>
-      <w:pPr>
-        <w:pStyle w:val="Heading3"/>
-      </w:pPr>
-      <w:r>
-        <w:rPr>
-          <w:rFonts w:ascii="Times New Roman" w:hAnsi="Times New Roman" w:eastAsia="黑体"/>
-          <w:b w:val="0"/>
-          <w:color w:val="888888"/>
-          <w:sz w:val="24"/>
-        </w:rPr>
-        <w:t>【C级·参考】</w:t>
-      </w:r>
-      <w:r>
-        <w:rPr>
-          <w:rFonts w:ascii="Times New Roman" w:hAnsi="Times New Roman" w:eastAsia="黑体"/>
-          <w:b w:val="0"/>
-          <w:color w:val="888888"/>
-          <w:sz w:val="24"/>
-        </w:rPr>
         <w:t>育碧哭了！发布仅8个月《彩虹六号手游》海外停运，腾讯《彩六:围攻》待发</w:t>
       </w:r>
     </w:p>
@@ -1322,7 +1271,7 @@
         </w:rPr>
         <w:t>链接:</w:t>
       </w:r>
-      <w:hyperlink r:id="rId32">
+      <w:hyperlink r:id="rId31">
         <w:r>
           <w:rPr>
             <w:color w:val="0563C1"/>
@@ -1373,7 +1322,7 @@
         </w:rPr>
         <w:t>链接:</w:t>
       </w:r>
-      <w:hyperlink r:id="rId33">
+      <w:hyperlink r:id="rId32">
         <w:r>
           <w:rPr>
             <w:color w:val="0563C1"/>
@@ -1424,7 +1373,7 @@
         </w:rPr>
         <w:t>链接:</w:t>
       </w:r>
-      <w:hyperlink r:id="rId34">
+      <w:hyperlink r:id="rId33">
         <w:r>
           <w:rPr>
             <w:color w:val="0563C1"/>
@@ -1475,7 +1424,7 @@
         </w:rPr>
         <w:t>链接:</w:t>
       </w:r>
-      <w:hyperlink r:id="rId35">
+      <w:hyperlink r:id="rId34">
         <w:r>
           <w:rPr>
             <w:color w:val="0563C1"/>
@@ -1526,7 +1475,7 @@
         </w:rPr>
         <w:t>链接:</w:t>
       </w:r>
-      <w:hyperlink r:id="rId36">
+      <w:hyperlink r:id="rId35">
         <w:r>
           <w:rPr>
             <w:color w:val="0563C1"/>
@@ -1589,7 +1538,7 @@
         </w:rPr>
         <w:t>链接:</w:t>
       </w:r>
-      <w:hyperlink r:id="rId37">
+      <w:hyperlink r:id="rId36">
         <w:r>
           <w:rPr>
             <w:color w:val="0563C1"/>
@@ -1640,13 +1589,64 @@
         </w:rPr>
         <w:t>链接:</w:t>
       </w:r>
+      <w:hyperlink r:id="rId37">
+        <w:r>
+          <w:rPr>
+            <w:color w:val="0563C1"/>
+            <w:u w:val="single"/>
+          </w:rPr>
+          <w:t>2026 年国庆假期，境外银联持卡人境内消费金额同比增长超 40%</w:t>
+        </w:r>
+      </w:hyperlink>
+    </w:p>
+    <w:p>
+      <w:pPr>
+        <w:pStyle w:val="Heading3"/>
+      </w:pPr>
+      <w:r>
+        <w:rPr>
+          <w:rFonts w:ascii="Times New Roman" w:hAnsi="Times New Roman" w:eastAsia="黑体"/>
+          <w:b w:val="0"/>
+          <w:color w:val="888888"/>
+          <w:sz w:val="24"/>
+        </w:rPr>
+        <w:t>【C级·参考】</w:t>
+      </w:r>
+      <w:r>
+        <w:rPr>
+          <w:rFonts w:ascii="Times New Roman" w:hAnsi="Times New Roman" w:eastAsia="黑体"/>
+          <w:b w:val="0"/>
+          <w:color w:val="888888"/>
+          <w:sz w:val="24"/>
+        </w:rPr>
+        <w:t>国补后 1499 → 869 元：小米米家净水器 2 官方新低，1200G 大通量 + 7 年 RO 滤芯</w:t>
+      </w:r>
+    </w:p>
+    <w:p>
+      <w:r>
+        <w:rPr>
+          <w:rFonts w:ascii="Times New Roman" w:hAnsi="Times New Roman" w:eastAsia="宋体"/>
+          <w:color w:val="888888"/>
+          <w:sz w:val="18"/>
+        </w:rPr>
+        <w:t>来源:IT之家 | 时间:10-10 09:28</w:t>
+      </w:r>
+    </w:p>
+    <w:p>
+      <w:r>
+        <w:rPr>
+          <w:rFonts w:ascii="Times New Roman" w:hAnsi="Times New Roman" w:eastAsia="宋体"/>
+          <w:sz w:val="18"/>
+        </w:rPr>
+        <w:t>链接:</w:t>
+      </w:r>
       <w:hyperlink r:id="rId38">
         <w:r>
           <w:rPr>
             <w:color w:val="0563C1"/>
             <w:u w:val="single"/>
           </w:rPr>
-          <w:t>2026 年国庆假期，境外银联持卡人境内消费金额同比增长超 40%</w:t>
+          <w:t>国补后 1499 → 869 元：小米米家净水器 2 官方新低，1200G 大通量 + 7 年 RO 滤芯</w:t>
         </w:r>
       </w:hyperlink>
     </w:p>
@@ -1676,7 +1676,7 @@
           <w:rFonts w:ascii="Times New Roman" w:hAnsi="Times New Roman" w:eastAsia="宋体"/>
           <w:sz w:val="18"/>
         </w:rPr>
-        <w:t>IT之家(60)、GameLook(14)、HackerNews(4)、Bing新闻(9)</w:t>
+        <w:t>IT之家(60)、GameLook(14)、HackerNews(5)、Bing新闻(9)</w:t>
       </w:r>
     </w:p>
     <w:p>
